--- a/LINUX Comandos pacman para Linux.docx
+++ b/LINUX Comandos pacman para Linux.docx
@@ -50,33 +50,7 @@
           <w:szCs w:val="44"/>
           <w:u w:val="single"/>
         </w:rPr>
-        <w:t xml:space="preserve">LINUX </w:t>
-      </w:r>
-      <w:proofErr w:type="gramStart"/>
-      <w:r>
-        <w:rPr>
-          <w:b/>
-          <w:bCs/>
-          <w:i/>
-          <w:iCs/>
-          <w:sz w:val="44"/>
-          <w:szCs w:val="44"/>
-          <w:u w:val="single"/>
-        </w:rPr>
-        <w:t>MINT  Mate</w:t>
-      </w:r>
-      <w:proofErr w:type="gramEnd"/>
-      <w:r>
-        <w:rPr>
-          <w:b/>
-          <w:bCs/>
-          <w:i/>
-          <w:iCs/>
-          <w:sz w:val="44"/>
-          <w:szCs w:val="44"/>
-          <w:u w:val="single"/>
-        </w:rPr>
-        <w:t xml:space="preserve"> (viene de Ubuntu)     </w:t>
+        <w:t xml:space="preserve">LINUX MINT  Mate (viene de Ubuntu)     </w:t>
       </w:r>
       <w:r>
         <w:rPr>
@@ -203,7 +177,6 @@
         <w:t xml:space="preserve"> </w:t>
       </w:r>
       <w:proofErr w:type="spellStart"/>
-      <w:proofErr w:type="gramStart"/>
       <w:r>
         <w:rPr>
           <w:sz w:val="28"/>
@@ -212,7 +185,6 @@
         <w:t>etcher,cambiar</w:t>
       </w:r>
       <w:proofErr w:type="spellEnd"/>
-      <w:proofErr w:type="gramEnd"/>
       <w:r>
         <w:rPr>
           <w:sz w:val="28"/>
@@ -736,21 +708,12 @@
         <w:t xml:space="preserve"> </w:t>
       </w:r>
       <w:proofErr w:type="spellStart"/>
-      <w:proofErr w:type="gramStart"/>
-      <w:r>
-        <w:rPr>
-          <w:sz w:val="28"/>
-          <w:szCs w:val="28"/>
-        </w:rPr>
-        <w:t>org.localsend</w:t>
-      </w:r>
-      <w:proofErr w:type="gramEnd"/>
-      <w:r>
-        <w:rPr>
-          <w:sz w:val="28"/>
-          <w:szCs w:val="28"/>
-        </w:rPr>
-        <w:t>.localsend_app</w:t>
+      <w:r>
+        <w:rPr>
+          <w:sz w:val="28"/>
+          <w:szCs w:val="28"/>
+        </w:rPr>
+        <w:t>org.localsend.localsend_app</w:t>
       </w:r>
       <w:proofErr w:type="spellEnd"/>
       <w:r>
@@ -789,23 +752,7 @@
           <w:sz w:val="28"/>
           <w:szCs w:val="28"/>
         </w:rPr>
-        <w:t xml:space="preserve"> &amp;&amp; </w:t>
-      </w:r>
-      <w:proofErr w:type="gramStart"/>
-      <w:r>
-        <w:rPr>
-          <w:sz w:val="28"/>
-          <w:szCs w:val="28"/>
-        </w:rPr>
-        <w:t>./Turbo-Chromium.sh  /</w:t>
-      </w:r>
-      <w:proofErr w:type="gramEnd"/>
-      <w:r>
-        <w:rPr>
-          <w:sz w:val="28"/>
-          <w:szCs w:val="28"/>
-        </w:rPr>
-        <w:t xml:space="preserve">/ optimiza </w:t>
+        <w:t xml:space="preserve"> &amp;&amp; ./Turbo-Chromium.sh  // optimiza </w:t>
       </w:r>
       <w:proofErr w:type="spellStart"/>
       <w:r>
@@ -1314,21 +1261,7 @@
           <w:sz w:val="28"/>
           <w:szCs w:val="28"/>
         </w:rPr>
-        <w:t xml:space="preserve"> +x ~/Documentos/Automatico/SimilCPU-Z-Old-Machine-Lx</w:t>
-      </w:r>
-      <w:r>
-        <w:rPr>
-          <w:sz w:val="28"/>
-          <w:szCs w:val="28"/>
-        </w:rPr>
-        <w:t>-Modo</w:t>
-      </w:r>
-      <w:r>
-        <w:rPr>
-          <w:sz w:val="28"/>
-          <w:szCs w:val="28"/>
-        </w:rPr>
-        <w:t>.sh</w:t>
+        <w:t xml:space="preserve"> +x ~/Documentos/Automatico/SimilCPU-Z-Old-Machine-Linux.sh</w:t>
       </w:r>
     </w:p>
     <w:p>
@@ -1598,23 +1531,7 @@
           <w:sz w:val="28"/>
           <w:szCs w:val="28"/>
         </w:rPr>
-        <w:t xml:space="preserve"> &lt;&lt; 'EOF' </w:t>
-      </w:r>
-      <w:proofErr w:type="gramStart"/>
-      <w:r>
-        <w:rPr>
-          <w:sz w:val="28"/>
-          <w:szCs w:val="28"/>
-        </w:rPr>
-        <w:t>#!/</w:t>
-      </w:r>
-      <w:proofErr w:type="gramEnd"/>
-      <w:r>
-        <w:rPr>
-          <w:sz w:val="28"/>
-          <w:szCs w:val="28"/>
-        </w:rPr>
-        <w:t xml:space="preserve">bin/bash /home/abcpc05/Documentos/Automatico/coretemp.sh EOF sudo </w:t>
+        <w:t xml:space="preserve"> &lt;&lt; 'EOF' #!/bin/bash /home/abcpc05/Documentos/Automatico/coretemp.sh EOF sudo </w:t>
       </w:r>
       <w:proofErr w:type="spellStart"/>
       <w:r>
@@ -1776,7 +1693,6 @@
         <w:t>/</w:t>
       </w:r>
       <w:proofErr w:type="spellStart"/>
-      <w:proofErr w:type="gramStart"/>
       <w:r>
         <w:rPr>
           <w:sz w:val="28"/>
@@ -1785,7 +1701,6 @@
         <w:t>sudoers.d</w:t>
       </w:r>
       <w:proofErr w:type="spellEnd"/>
-      <w:proofErr w:type="gramEnd"/>
       <w:r>
         <w:rPr>
           <w:sz w:val="28"/>
@@ -2108,7 +2023,6 @@
         <w:t>/</w:t>
       </w:r>
       <w:proofErr w:type="spellStart"/>
-      <w:proofErr w:type="gramStart"/>
       <w:r>
         <w:rPr>
           <w:sz w:val="28"/>
@@ -2117,7 +2031,6 @@
         <w:t>sudoers.d</w:t>
       </w:r>
       <w:proofErr w:type="spellEnd"/>
-      <w:proofErr w:type="gramEnd"/>
       <w:r>
         <w:rPr>
           <w:sz w:val="28"/>
@@ -2324,21 +2237,12 @@
           <w:szCs w:val="28"/>
         </w:rPr>
       </w:pPr>
-      <w:proofErr w:type="gramStart"/>
-      <w:r>
-        <w:rPr>
-          <w:sz w:val="28"/>
-          <w:szCs w:val="28"/>
-        </w:rPr>
-        <w:t>#!/</w:t>
-      </w:r>
-      <w:proofErr w:type="gramEnd"/>
-      <w:r>
-        <w:rPr>
-          <w:sz w:val="28"/>
-          <w:szCs w:val="28"/>
-        </w:rPr>
-        <w:t>bin/bash</w:t>
+      <w:r>
+        <w:rPr>
+          <w:sz w:val="28"/>
+          <w:szCs w:val="28"/>
+        </w:rPr>
+        <w:t>#!/bin/bash</w:t>
       </w:r>
     </w:p>
     <w:p>
@@ -2571,21 +2475,12 @@
           <w:szCs w:val="28"/>
         </w:rPr>
       </w:pPr>
-      <w:proofErr w:type="gramStart"/>
-      <w:r>
-        <w:rPr>
-          <w:sz w:val="28"/>
-          <w:szCs w:val="28"/>
-        </w:rPr>
-        <w:t>#!/</w:t>
-      </w:r>
-      <w:proofErr w:type="gramEnd"/>
-      <w:r>
-        <w:rPr>
-          <w:sz w:val="28"/>
-          <w:szCs w:val="28"/>
-        </w:rPr>
-        <w:t>bin/bash</w:t>
+      <w:r>
+        <w:rPr>
+          <w:sz w:val="28"/>
+          <w:szCs w:val="28"/>
+        </w:rPr>
+        <w:t>#!/bin/bash</w:t>
       </w:r>
     </w:p>
     <w:p>
@@ -2829,21 +2724,7 @@
           <w:sz w:val="28"/>
           <w:szCs w:val="28"/>
         </w:rPr>
-        <w:t>~/Documentos/Automatico/SimilCPU-Z-Old-Machine-Lx</w:t>
-      </w:r>
-      <w:r>
-        <w:rPr>
-          <w:sz w:val="28"/>
-          <w:szCs w:val="28"/>
-        </w:rPr>
-        <w:t>-Modo</w:t>
-      </w:r>
-      <w:r>
-        <w:rPr>
-          <w:sz w:val="28"/>
-          <w:szCs w:val="28"/>
-        </w:rPr>
-        <w:t>.sh</w:t>
+        <w:t>~/Documentos/Automatico/SimilCPU-Z-Old-Machine-Lx.sh</w:t>
       </w:r>
     </w:p>
     <w:p>
@@ -3469,18 +3350,18 @@
         </w:rPr>
         <w:t xml:space="preserve">abajo de ESC </w:t>
       </w:r>
-    </w:p>
-    <w:p>
-      <w:pPr>
+      <w:r>
         <w:rPr>
           <w:b/>
           <w:bCs/>
           <w:sz w:val="28"/>
           <w:szCs w:val="28"/>
-          <w:u w:val="single"/>
-        </w:rPr>
-      </w:pPr>
-      <w:r>
+        </w:rPr>
+        <w:t xml:space="preserve">SIN SHIFT ¡!! </w:t>
+      </w:r>
+    </w:p>
+    <w:p>
+      <w:pPr>
         <w:rPr>
           <w:b/>
           <w:bCs/>
@@ -3488,8 +3369,7 @@
           <w:szCs w:val="28"/>
           <w:u w:val="single"/>
         </w:rPr>
-        <w:t>Autorizo d</w:t>
-      </w:r>
+      </w:pPr>
       <w:r>
         <w:rPr>
           <w:b/>
@@ -3498,7 +3378,7 @@
           <w:szCs w:val="28"/>
           <w:u w:val="single"/>
         </w:rPr>
-        <w:t xml:space="preserve">escarga-automatico.sh </w:t>
+        <w:t>Autorizo d</w:t>
       </w:r>
       <w:r>
         <w:rPr>
@@ -3508,6 +3388,16 @@
           <w:szCs w:val="28"/>
           <w:u w:val="single"/>
         </w:rPr>
+        <w:t xml:space="preserve">escarga-automatico.sh </w:t>
+      </w:r>
+      <w:r>
+        <w:rPr>
+          <w:b/>
+          <w:bCs/>
+          <w:sz w:val="28"/>
+          <w:szCs w:val="28"/>
+          <w:u w:val="single"/>
+        </w:rPr>
         <w:t>en Descargas</w:t>
       </w:r>
     </w:p>
@@ -4228,23 +4118,7 @@
           <w:sz w:val="28"/>
           <w:szCs w:val="28"/>
         </w:rPr>
-        <w:t xml:space="preserve"> -p ~</w:t>
-      </w:r>
-      <w:proofErr w:type="gramStart"/>
-      <w:r>
-        <w:rPr>
-          <w:sz w:val="28"/>
-          <w:szCs w:val="28"/>
-        </w:rPr>
-        <w:t>/.local</w:t>
-      </w:r>
-      <w:proofErr w:type="gramEnd"/>
-      <w:r>
-        <w:rPr>
-          <w:sz w:val="28"/>
-          <w:szCs w:val="28"/>
-        </w:rPr>
-        <w:t>/share/dbus-1/</w:t>
+        <w:t xml:space="preserve"> -p ~/.local/share/dbus-1/</w:t>
       </w:r>
       <w:proofErr w:type="spellStart"/>
       <w:r>
@@ -4310,7 +4184,6 @@
         </w:rPr>
       </w:pPr>
       <w:proofErr w:type="spellStart"/>
-      <w:proofErr w:type="gramStart"/>
       <w:r>
         <w:rPr>
           <w:sz w:val="28"/>
@@ -4325,15 +4198,7 @@
           <w:sz w:val="28"/>
           <w:szCs w:val="28"/>
         </w:rPr>
-        <w:t>=org.freedesktop.FileManager</w:t>
-      </w:r>
-      <w:proofErr w:type="gramEnd"/>
-      <w:r>
-        <w:rPr>
-          <w:sz w:val="28"/>
-          <w:szCs w:val="28"/>
-        </w:rPr>
-        <w:t>1</w:t>
+        <w:t>=org.freedesktop.FileManager1</w:t>
       </w:r>
     </w:p>
     <w:p>
@@ -4467,30 +4332,14 @@
           <w:sz w:val="28"/>
           <w:szCs w:val="28"/>
         </w:rPr>
-        <w:t xml:space="preserve"> arriba </w:t>
-      </w:r>
-      <w:proofErr w:type="gramStart"/>
-      <w:r>
-        <w:rPr>
-          <w:sz w:val="28"/>
-          <w:szCs w:val="28"/>
-        </w:rPr>
-        <w:t xml:space="preserve">¡ </w:t>
-      </w:r>
-      <w:r>
-        <w:rPr>
-          <w:sz w:val="28"/>
-          <w:szCs w:val="28"/>
-        </w:rPr>
-        <w:t>Modo</w:t>
-      </w:r>
-      <w:proofErr w:type="gramEnd"/>
-      <w:r>
-        <w:rPr>
-          <w:sz w:val="28"/>
-          <w:szCs w:val="28"/>
-        </w:rPr>
-        <w:t xml:space="preserve"> 10/08/2026</w:t>
+        <w:t xml:space="preserve"> arriba ¡ </w:t>
+      </w:r>
+      <w:r>
+        <w:rPr>
+          <w:sz w:val="28"/>
+          <w:szCs w:val="28"/>
+        </w:rPr>
+        <w:t>Modo 10/08/2026</w:t>
       </w:r>
     </w:p>
     <w:p>
@@ -4661,7 +4510,6 @@
         <w:t>/</w:t>
       </w:r>
       <w:proofErr w:type="spellStart"/>
-      <w:proofErr w:type="gramStart"/>
       <w:r>
         <w:rPr>
           <w:sz w:val="28"/>
@@ -4670,7 +4518,6 @@
         <w:t>sudoers.d</w:t>
       </w:r>
       <w:proofErr w:type="spellEnd"/>
-      <w:proofErr w:type="gramEnd"/>
       <w:r>
         <w:rPr>
           <w:sz w:val="28"/>
@@ -4884,7 +4731,6 @@
         <w:t>/</w:t>
       </w:r>
       <w:proofErr w:type="spellStart"/>
-      <w:proofErr w:type="gramStart"/>
       <w:r>
         <w:rPr>
           <w:sz w:val="28"/>
@@ -4893,7 +4739,6 @@
         <w:t>sudoers.d</w:t>
       </w:r>
       <w:proofErr w:type="spellEnd"/>
-      <w:proofErr w:type="gramEnd"/>
       <w:r>
         <w:rPr>
           <w:sz w:val="28"/>
@@ -5385,21 +5230,12 @@
           <w:szCs w:val="28"/>
         </w:rPr>
       </w:pPr>
-      <w:proofErr w:type="gramStart"/>
-      <w:r>
-        <w:rPr>
-          <w:sz w:val="28"/>
-          <w:szCs w:val="28"/>
-        </w:rPr>
-        <w:t>#!/</w:t>
-      </w:r>
-      <w:proofErr w:type="gramEnd"/>
-      <w:r>
-        <w:rPr>
-          <w:sz w:val="28"/>
-          <w:szCs w:val="28"/>
-        </w:rPr>
-        <w:t>bin/bash</w:t>
+      <w:r>
+        <w:rPr>
+          <w:sz w:val="28"/>
+          <w:szCs w:val="28"/>
+        </w:rPr>
+        <w:t>#!/bin/bash</w:t>
       </w:r>
     </w:p>
     <w:p>
@@ -5497,23 +5333,7 @@
           <w:sz w:val="28"/>
           <w:szCs w:val="28"/>
         </w:rPr>
-        <w:t>echo -e "${</w:t>
-      </w:r>
-      <w:proofErr w:type="gramStart"/>
-      <w:r>
-        <w:rPr>
-          <w:sz w:val="28"/>
-          <w:szCs w:val="28"/>
-        </w:rPr>
-        <w:t xml:space="preserve">AZUL}   </w:t>
-      </w:r>
-      <w:proofErr w:type="gramEnd"/>
-      <w:r>
-        <w:rPr>
-          <w:sz w:val="28"/>
-          <w:szCs w:val="28"/>
-        </w:rPr>
-        <w:t xml:space="preserve">  ESTADO DE TEMPERATURAS - TALLER     ${RESET}"</w:t>
+        <w:t>echo -e "${AZUL}     ESTADO DE TEMPERATURAS - TALLER     ${RESET}"</w:t>
       </w:r>
     </w:p>
     <w:p>
@@ -5551,23 +5371,7 @@
           <w:sz w:val="28"/>
           <w:szCs w:val="28"/>
         </w:rPr>
-        <w:t xml:space="preserve">echo -e "${VERDE}Temperaturas del </w:t>
-      </w:r>
-      <w:proofErr w:type="gramStart"/>
-      <w:r>
-        <w:rPr>
-          <w:sz w:val="28"/>
-          <w:szCs w:val="28"/>
-        </w:rPr>
-        <w:t>CPU:$</w:t>
-      </w:r>
-      <w:proofErr w:type="gramEnd"/>
-      <w:r>
-        <w:rPr>
-          <w:sz w:val="28"/>
-          <w:szCs w:val="28"/>
-        </w:rPr>
-        <w:t>{RESET}"</w:t>
+        <w:t>echo -e "${VERDE}Temperaturas del CPU:${RESET}"</w:t>
       </w:r>
     </w:p>
     <w:p>
@@ -5853,54 +5657,22 @@
           <w:sz w:val="28"/>
           <w:szCs w:val="28"/>
         </w:rPr>
-        <w:t xml:space="preserve">    echo -e </w:t>
-      </w:r>
-      <w:proofErr w:type="gramStart"/>
-      <w:r>
-        <w:rPr>
-          <w:sz w:val="28"/>
-          <w:szCs w:val="28"/>
-        </w:rPr>
-        <w:t>"  -</w:t>
-      </w:r>
-      <w:proofErr w:type="gramEnd"/>
-      <w:r>
-        <w:rPr>
-          <w:sz w:val="28"/>
-          <w:szCs w:val="28"/>
-        </w:rPr>
-        <w:t xml:space="preserve"> Core 0: $TEMP_CORE0"</w:t>
-      </w:r>
-    </w:p>
-    <w:p>
-      <w:pPr>
-        <w:rPr>
-          <w:sz w:val="28"/>
-          <w:szCs w:val="28"/>
-        </w:rPr>
-      </w:pPr>
-      <w:r>
-        <w:rPr>
-          <w:sz w:val="28"/>
-          <w:szCs w:val="28"/>
-        </w:rPr>
-        <w:t xml:space="preserve">    echo -e </w:t>
-      </w:r>
-      <w:proofErr w:type="gramStart"/>
-      <w:r>
-        <w:rPr>
-          <w:sz w:val="28"/>
-          <w:szCs w:val="28"/>
-        </w:rPr>
-        <w:t>"  -</w:t>
-      </w:r>
-      <w:proofErr w:type="gramEnd"/>
-      <w:r>
-        <w:rPr>
-          <w:sz w:val="28"/>
-          <w:szCs w:val="28"/>
-        </w:rPr>
-        <w:t xml:space="preserve"> Core 1: $TEMP_CORE1"</w:t>
+        <w:t xml:space="preserve">    echo -e "  - Core 0: $TEMP_CORE0"</w:t>
+      </w:r>
+    </w:p>
+    <w:p>
+      <w:pPr>
+        <w:rPr>
+          <w:sz w:val="28"/>
+          <w:szCs w:val="28"/>
+        </w:rPr>
+      </w:pPr>
+      <w:r>
+        <w:rPr>
+          <w:sz w:val="28"/>
+          <w:szCs w:val="28"/>
+        </w:rPr>
+        <w:t xml:space="preserve">    echo -e "  - Core 1: $TEMP_CORE1"</w:t>
       </w:r>
     </w:p>
     <w:p>
@@ -6043,54 +5815,22 @@
           <w:sz w:val="28"/>
           <w:szCs w:val="28"/>
         </w:rPr>
-        <w:t xml:space="preserve">    [ -z "$TEMP_CPU</w:t>
-      </w:r>
-      <w:proofErr w:type="gramStart"/>
-      <w:r>
-        <w:rPr>
-          <w:sz w:val="28"/>
-          <w:szCs w:val="28"/>
-        </w:rPr>
-        <w:t>" ]</w:t>
-      </w:r>
-      <w:proofErr w:type="gramEnd"/>
-      <w:r>
-        <w:rPr>
-          <w:sz w:val="28"/>
-          <w:szCs w:val="28"/>
-        </w:rPr>
-        <w:t xml:space="preserve"> &amp;&amp; TEMP_CPU="No detectada"</w:t>
-      </w:r>
-    </w:p>
-    <w:p>
-      <w:pPr>
-        <w:rPr>
-          <w:sz w:val="28"/>
-          <w:szCs w:val="28"/>
-        </w:rPr>
-      </w:pPr>
-      <w:r>
-        <w:rPr>
-          <w:sz w:val="28"/>
-          <w:szCs w:val="28"/>
-        </w:rPr>
-        <w:t xml:space="preserve">    echo -e </w:t>
-      </w:r>
-      <w:proofErr w:type="gramStart"/>
-      <w:r>
-        <w:rPr>
-          <w:sz w:val="28"/>
-          <w:szCs w:val="28"/>
-        </w:rPr>
-        <w:t>"  -</w:t>
-      </w:r>
-      <w:proofErr w:type="gramEnd"/>
-      <w:r>
-        <w:rPr>
-          <w:sz w:val="28"/>
-          <w:szCs w:val="28"/>
-        </w:rPr>
-        <w:t xml:space="preserve"> CPU General: $TEMP_CPU"</w:t>
+        <w:t xml:space="preserve">    [ -z "$TEMP_CPU" ] &amp;&amp; TEMP_CPU="No detectada"</w:t>
+      </w:r>
+    </w:p>
+    <w:p>
+      <w:pPr>
+        <w:rPr>
+          <w:sz w:val="28"/>
+          <w:szCs w:val="28"/>
+        </w:rPr>
+      </w:pPr>
+      <w:r>
+        <w:rPr>
+          <w:sz w:val="28"/>
+          <w:szCs w:val="28"/>
+        </w:rPr>
+        <w:t xml:space="preserve">    echo -e "  - CPU General: $TEMP_CPU"</w:t>
       </w:r>
     </w:p>
     <w:p>
@@ -6248,23 +5988,7 @@
           <w:sz w:val="28"/>
           <w:szCs w:val="28"/>
         </w:rPr>
-        <w:t xml:space="preserve"> </w:t>
-      </w:r>
-      <w:proofErr w:type="gramStart"/>
-      <w:r>
-        <w:rPr>
-          <w:sz w:val="28"/>
-          <w:szCs w:val="28"/>
-        </w:rPr>
-        <w:t>[ !</w:t>
-      </w:r>
-      <w:proofErr w:type="gramEnd"/>
-      <w:r>
-        <w:rPr>
-          <w:sz w:val="28"/>
-          <w:szCs w:val="28"/>
-        </w:rPr>
-        <w:t xml:space="preserve"> -z "$TEMP_GPU" ]; </w:t>
+        <w:t xml:space="preserve"> [ ! -z "$TEMP_GPU" ]; </w:t>
       </w:r>
       <w:proofErr w:type="spellStart"/>
       <w:r>
@@ -6288,23 +6012,7 @@
           <w:sz w:val="28"/>
           <w:szCs w:val="28"/>
         </w:rPr>
-        <w:t xml:space="preserve">    echo -e "${VERDE}GPU (Radeon Video</w:t>
-      </w:r>
-      <w:proofErr w:type="gramStart"/>
-      <w:r>
-        <w:rPr>
-          <w:sz w:val="28"/>
-          <w:szCs w:val="28"/>
-        </w:rPr>
-        <w:t>):$</w:t>
-      </w:r>
-      <w:proofErr w:type="gramEnd"/>
-      <w:r>
-        <w:rPr>
-          <w:sz w:val="28"/>
-          <w:szCs w:val="28"/>
-        </w:rPr>
-        <w:t>{RESET}     $TEMP_GPU"</w:t>
+        <w:t xml:space="preserve">    echo -e "${VERDE}GPU (Radeon Video):${RESET}     $TEMP_GPU"</w:t>
       </w:r>
     </w:p>
     <w:p>
@@ -6343,23 +6051,7 @@
           <w:szCs w:val="28"/>
         </w:rPr>
         <w:lastRenderedPageBreak/>
-        <w:t>echo -e "${AMARILLO}Resto de discos HDD/</w:t>
-      </w:r>
-      <w:proofErr w:type="gramStart"/>
-      <w:r>
-        <w:rPr>
-          <w:sz w:val="28"/>
-          <w:szCs w:val="28"/>
-        </w:rPr>
-        <w:t>SATA:$</w:t>
-      </w:r>
-      <w:proofErr w:type="gramEnd"/>
-      <w:r>
-        <w:rPr>
-          <w:sz w:val="28"/>
-          <w:szCs w:val="28"/>
-        </w:rPr>
-        <w:t>{RESET}"</w:t>
+        <w:t>echo -e "${AMARILLO}Resto de discos HDD/SATA:${RESET}"</w:t>
       </w:r>
     </w:p>
     <w:p>
@@ -6446,23 +6138,7 @@
           <w:sz w:val="28"/>
           <w:szCs w:val="28"/>
         </w:rPr>
-        <w:t xml:space="preserve"> [ -b "$disco</w:t>
-      </w:r>
-      <w:proofErr w:type="gramStart"/>
-      <w:r>
-        <w:rPr>
-          <w:sz w:val="28"/>
-          <w:szCs w:val="28"/>
-        </w:rPr>
-        <w:t>" ]</w:t>
-      </w:r>
-      <w:proofErr w:type="gramEnd"/>
-      <w:r>
-        <w:rPr>
-          <w:sz w:val="28"/>
-          <w:szCs w:val="28"/>
-        </w:rPr>
-        <w:t xml:space="preserve">; </w:t>
+        <w:t xml:space="preserve"> [ -b "$disco" ]; </w:t>
       </w:r>
       <w:proofErr w:type="spellStart"/>
       <w:r>
@@ -6607,21 +6283,12 @@
         <w:t>Card</w:t>
       </w:r>
       <w:proofErr w:type="spellEnd"/>
-      <w:proofErr w:type="gramStart"/>
-      <w:r>
-        <w:rPr>
-          <w:sz w:val="28"/>
-          <w:szCs w:val="28"/>
-        </w:rPr>
-        <w:t>" ]</w:t>
-      </w:r>
-      <w:proofErr w:type="gramEnd"/>
-      <w:r>
-        <w:rPr>
-          <w:sz w:val="28"/>
-          <w:szCs w:val="28"/>
-        </w:rPr>
-        <w:t xml:space="preserve"> || [ -z "$MODELO" ]; </w:t>
+      <w:r>
+        <w:rPr>
+          <w:sz w:val="28"/>
+          <w:szCs w:val="28"/>
+        </w:rPr>
+        <w:t xml:space="preserve">" ] || [ -z "$MODELO" ]; </w:t>
       </w:r>
       <w:proofErr w:type="spellStart"/>
       <w:r>
@@ -6786,23 +6453,7 @@
           <w:sz w:val="28"/>
           <w:szCs w:val="28"/>
         </w:rPr>
-        <w:t xml:space="preserve"> [ -z "$TEMP_HDD</w:t>
-      </w:r>
-      <w:proofErr w:type="gramStart"/>
-      <w:r>
-        <w:rPr>
-          <w:sz w:val="28"/>
-          <w:szCs w:val="28"/>
-        </w:rPr>
-        <w:t>" ]</w:t>
-      </w:r>
-      <w:proofErr w:type="gramEnd"/>
-      <w:r>
-        <w:rPr>
-          <w:sz w:val="28"/>
-          <w:szCs w:val="28"/>
-        </w:rPr>
-        <w:t xml:space="preserve">; </w:t>
+        <w:t xml:space="preserve"> [ -z "$TEMP_HDD" ]; </w:t>
       </w:r>
       <w:proofErr w:type="spellStart"/>
       <w:r>
@@ -6968,23 +6619,7 @@
           <w:sz w:val="28"/>
           <w:szCs w:val="28"/>
         </w:rPr>
-        <w:t xml:space="preserve"> [ -z "$TEMP_HDD</w:t>
-      </w:r>
-      <w:proofErr w:type="gramStart"/>
-      <w:r>
-        <w:rPr>
-          <w:sz w:val="28"/>
-          <w:szCs w:val="28"/>
-        </w:rPr>
-        <w:t>" ]</w:t>
-      </w:r>
-      <w:proofErr w:type="gramEnd"/>
-      <w:r>
-        <w:rPr>
-          <w:sz w:val="28"/>
-          <w:szCs w:val="28"/>
-        </w:rPr>
-        <w:t xml:space="preserve"> || [ "$TEMP_HDD" == "0" ]; </w:t>
+        <w:t xml:space="preserve"> [ -z "$TEMP_HDD" ] || [ "$TEMP_HDD" == "0" ]; </w:t>
       </w:r>
       <w:proofErr w:type="spellStart"/>
       <w:r>
@@ -7077,23 +6712,7 @@
           <w:sz w:val="28"/>
           <w:szCs w:val="28"/>
         </w:rPr>
-        <w:t xml:space="preserve">        echo -e </w:t>
-      </w:r>
-      <w:proofErr w:type="gramStart"/>
-      <w:r>
-        <w:rPr>
-          <w:sz w:val="28"/>
-          <w:szCs w:val="28"/>
-        </w:rPr>
-        <w:t>"  -</w:t>
-      </w:r>
-      <w:proofErr w:type="gramEnd"/>
-      <w:r>
-        <w:rPr>
-          <w:sz w:val="28"/>
-          <w:szCs w:val="28"/>
-        </w:rPr>
-        <w:t xml:space="preserve"> Disco $NOMBRE ($MODELO): $TEMP_HDD"</w:t>
+        <w:t xml:space="preserve">        echo -e "  - Disco $NOMBRE ($MODELO): $TEMP_HDD"</w:t>
       </w:r>
     </w:p>
     <w:p>
@@ -9063,23 +8682,7 @@
           <w:sz w:val="28"/>
           <w:szCs w:val="28"/>
         </w:rPr>
-        <w:t xml:space="preserve"> [ -f "$DESKTOP_FILE</w:t>
-      </w:r>
-      <w:proofErr w:type="gramStart"/>
-      <w:r>
-        <w:rPr>
-          <w:sz w:val="28"/>
-          <w:szCs w:val="28"/>
-        </w:rPr>
-        <w:t>" ]</w:t>
-      </w:r>
-      <w:proofErr w:type="gramEnd"/>
-      <w:r>
-        <w:rPr>
-          <w:sz w:val="28"/>
-          <w:szCs w:val="28"/>
-        </w:rPr>
-        <w:t xml:space="preserve">; </w:t>
+        <w:t xml:space="preserve"> [ -f "$DESKTOP_FILE" ]; </w:t>
       </w:r>
       <w:proofErr w:type="spellStart"/>
       <w:r>
@@ -9138,21 +8741,12 @@
         <w:t xml:space="preserve"> run </w:t>
       </w:r>
       <w:proofErr w:type="spellStart"/>
-      <w:proofErr w:type="gramStart"/>
-      <w:r>
-        <w:rPr>
-          <w:sz w:val="28"/>
-          <w:szCs w:val="28"/>
-        </w:rPr>
-        <w:t>org.chromium</w:t>
-      </w:r>
-      <w:proofErr w:type="gramEnd"/>
-      <w:r>
-        <w:rPr>
-          <w:sz w:val="28"/>
-          <w:szCs w:val="28"/>
-        </w:rPr>
-        <w:t>.Chromium|Exec</w:t>
+      <w:r>
+        <w:rPr>
+          <w:sz w:val="28"/>
+          <w:szCs w:val="28"/>
+        </w:rPr>
+        <w:t>org.chromium.Chromium|Exec</w:t>
       </w:r>
       <w:proofErr w:type="spellEnd"/>
       <w:r>
@@ -9418,21 +9012,12 @@
         <w:t xml:space="preserve"> </w:t>
       </w:r>
       <w:proofErr w:type="spellStart"/>
-      <w:proofErr w:type="gramStart"/>
-      <w:r>
-        <w:rPr>
-          <w:sz w:val="28"/>
-          <w:szCs w:val="28"/>
-        </w:rPr>
-        <w:t>org.chromium</w:t>
-      </w:r>
-      <w:proofErr w:type="gramEnd"/>
-      <w:r>
-        <w:rPr>
-          <w:sz w:val="28"/>
-          <w:szCs w:val="28"/>
-        </w:rPr>
-        <w:t>.Chromium|Exec</w:t>
+      <w:r>
+        <w:rPr>
+          <w:sz w:val="28"/>
+          <w:szCs w:val="28"/>
+        </w:rPr>
+        <w:t>org.chromium.Chromium|Exec</w:t>
       </w:r>
       <w:proofErr w:type="spellEnd"/>
       <w:r>
@@ -9713,7 +9298,6 @@
         <w:t xml:space="preserve"> set "$DESKTOP_FILE" </w:t>
       </w:r>
       <w:proofErr w:type="spellStart"/>
-      <w:proofErr w:type="gramStart"/>
       <w:r>
         <w:rPr>
           <w:sz w:val="28"/>
@@ -9730,7 +9314,6 @@
         <w:t>::</w:t>
       </w:r>
       <w:proofErr w:type="spellStart"/>
-      <w:proofErr w:type="gramEnd"/>
       <w:r>
         <w:rPr>
           <w:sz w:val="28"/>
@@ -9883,23 +9466,7 @@
           <w:sz w:val="28"/>
           <w:szCs w:val="28"/>
         </w:rPr>
-        <w:t xml:space="preserve"> [ -f "$LOCAL_DESKTOP</w:t>
-      </w:r>
-      <w:proofErr w:type="gramStart"/>
-      <w:r>
-        <w:rPr>
-          <w:sz w:val="28"/>
-          <w:szCs w:val="28"/>
-        </w:rPr>
-        <w:t>" ]</w:t>
-      </w:r>
-      <w:proofErr w:type="gramEnd"/>
-      <w:r>
-        <w:rPr>
-          <w:sz w:val="28"/>
-          <w:szCs w:val="28"/>
-        </w:rPr>
-        <w:t xml:space="preserve">; </w:t>
+        <w:t xml:space="preserve"> [ -f "$LOCAL_DESKTOP" ]; </w:t>
       </w:r>
       <w:proofErr w:type="spellStart"/>
       <w:r>
@@ -9958,21 +9525,12 @@
         <w:t xml:space="preserve"> run </w:t>
       </w:r>
       <w:proofErr w:type="spellStart"/>
-      <w:proofErr w:type="gramStart"/>
-      <w:r>
-        <w:rPr>
-          <w:sz w:val="28"/>
-          <w:szCs w:val="28"/>
-        </w:rPr>
-        <w:t>org.chromium</w:t>
-      </w:r>
-      <w:proofErr w:type="gramEnd"/>
-      <w:r>
-        <w:rPr>
-          <w:sz w:val="28"/>
-          <w:szCs w:val="28"/>
-        </w:rPr>
-        <w:t>.Chromium|Exec</w:t>
+      <w:r>
+        <w:rPr>
+          <w:sz w:val="28"/>
+          <w:szCs w:val="28"/>
+        </w:rPr>
+        <w:t>org.chromium.Chromium|Exec</w:t>
       </w:r>
       <w:proofErr w:type="spellEnd"/>
       <w:r>
@@ -10238,21 +9796,12 @@
         <w:t xml:space="preserve"> </w:t>
       </w:r>
       <w:proofErr w:type="spellStart"/>
-      <w:proofErr w:type="gramStart"/>
-      <w:r>
-        <w:rPr>
-          <w:sz w:val="28"/>
-          <w:szCs w:val="28"/>
-        </w:rPr>
-        <w:t>org.chromium</w:t>
-      </w:r>
-      <w:proofErr w:type="gramEnd"/>
-      <w:r>
-        <w:rPr>
-          <w:sz w:val="28"/>
-          <w:szCs w:val="28"/>
-        </w:rPr>
-        <w:t>.Chromium|Exec</w:t>
+      <w:r>
+        <w:rPr>
+          <w:sz w:val="28"/>
+          <w:szCs w:val="28"/>
+        </w:rPr>
+        <w:t>org.chromium.Chromium|Exec</w:t>
       </w:r>
       <w:proofErr w:type="spellEnd"/>
       <w:r>
@@ -10597,23 +10146,7 @@
           <w:sz w:val="28"/>
           <w:szCs w:val="28"/>
         </w:rPr>
-        <w:t xml:space="preserve">BLOQUE de </w:t>
-      </w:r>
-      <w:proofErr w:type="gramStart"/>
-      <w:r>
-        <w:rPr>
-          <w:sz w:val="28"/>
-          <w:szCs w:val="28"/>
-        </w:rPr>
-        <w:t>FLATPAK ¡!</w:t>
-      </w:r>
-      <w:proofErr w:type="gramEnd"/>
-      <w:r>
-        <w:rPr>
-          <w:sz w:val="28"/>
-          <w:szCs w:val="28"/>
-        </w:rPr>
-        <w:t xml:space="preserve"> </w:t>
+        <w:t xml:space="preserve">BLOQUE de FLATPAK ¡! </w:t>
       </w:r>
       <w:proofErr w:type="spellStart"/>
       <w:r>
@@ -10661,7 +10194,6 @@
         <w:t xml:space="preserve"> FLATPAK: NO INSTALA EL SERVICIO, INTALAR .</w:t>
       </w:r>
       <w:proofErr w:type="spellStart"/>
-      <w:proofErr w:type="gramStart"/>
       <w:r>
         <w:rPr>
           <w:sz w:val="26"/>
@@ -10675,21 +10207,13 @@
           <w:sz w:val="26"/>
           <w:szCs w:val="26"/>
         </w:rPr>
-        <w:t xml:space="preserve">  13</w:t>
-      </w:r>
-      <w:proofErr w:type="gramEnd"/>
+        <w:t xml:space="preserve">  13/08/26</w:t>
+      </w:r>
       <w:r>
         <w:rPr>
           <w:sz w:val="26"/>
           <w:szCs w:val="26"/>
         </w:rPr>
-        <w:t>/08/26</w:t>
-      </w:r>
-      <w:r>
-        <w:rPr>
-          <w:sz w:val="26"/>
-          <w:szCs w:val="26"/>
-        </w:rPr>
         <w:t xml:space="preserve"> Claude</w:t>
       </w:r>
     </w:p>
@@ -10729,17 +10253,8 @@
           <w:sz w:val="28"/>
           <w:szCs w:val="28"/>
         </w:rPr>
-        <w:t>FLATPAK_APPS</w:t>
-      </w:r>
-      <w:proofErr w:type="gramStart"/>
-      <w:r>
-        <w:rPr>
-          <w:sz w:val="28"/>
-          <w:szCs w:val="28"/>
-        </w:rPr>
-        <w:t>=(</w:t>
-      </w:r>
-      <w:proofErr w:type="gramEnd"/>
+        <w:t>FLATPAK_APPS=(</w:t>
+      </w:r>
     </w:p>
     <w:p>
       <w:pPr>
@@ -10787,21 +10302,12 @@
         <w:t xml:space="preserve">  "</w:t>
       </w:r>
       <w:proofErr w:type="spellStart"/>
-      <w:proofErr w:type="gramStart"/>
-      <w:r>
-        <w:rPr>
-          <w:sz w:val="28"/>
-          <w:szCs w:val="28"/>
-        </w:rPr>
-        <w:t>org.localsend</w:t>
-      </w:r>
-      <w:proofErr w:type="gramEnd"/>
-      <w:r>
-        <w:rPr>
-          <w:sz w:val="28"/>
-          <w:szCs w:val="28"/>
-        </w:rPr>
-        <w:t>.localsend_app</w:t>
+      <w:r>
+        <w:rPr>
+          <w:sz w:val="28"/>
+          <w:szCs w:val="28"/>
+        </w:rPr>
+        <w:t>org.localsend.localsend_app</w:t>
       </w:r>
       <w:proofErr w:type="spellEnd"/>
       <w:r>
@@ -10829,31 +10335,21 @@
         <w:t xml:space="preserve">  "</w:t>
       </w:r>
       <w:proofErr w:type="spellStart"/>
-      <w:proofErr w:type="gramStart"/>
       <w:r>
         <w:rPr>
           <w:color w:val="FF0000"/>
           <w:sz w:val="28"/>
           <w:szCs w:val="28"/>
         </w:rPr>
-        <w:t>com.rustdesk</w:t>
-      </w:r>
-      <w:proofErr w:type="gramEnd"/>
+        <w:t>com.rustdesk.RustDesk</w:t>
+      </w:r>
+      <w:proofErr w:type="spellEnd"/>
       <w:r>
         <w:rPr>
           <w:color w:val="FF0000"/>
           <w:sz w:val="28"/>
           <w:szCs w:val="28"/>
         </w:rPr>
-        <w:t>.RustDesk</w:t>
-      </w:r>
-      <w:proofErr w:type="spellEnd"/>
-      <w:r>
-        <w:rPr>
-          <w:color w:val="FF0000"/>
-          <w:sz w:val="28"/>
-          <w:szCs w:val="28"/>
-        </w:rPr>
         <w:t>"</w:t>
       </w:r>
     </w:p>
@@ -10872,21 +10368,12 @@
         <w:t xml:space="preserve">  "</w:t>
       </w:r>
       <w:proofErr w:type="spellStart"/>
-      <w:proofErr w:type="gramStart"/>
-      <w:r>
-        <w:rPr>
-          <w:sz w:val="28"/>
-          <w:szCs w:val="28"/>
-        </w:rPr>
-        <w:t>us.zoom</w:t>
-      </w:r>
-      <w:proofErr w:type="gramEnd"/>
-      <w:r>
-        <w:rPr>
-          <w:sz w:val="28"/>
-          <w:szCs w:val="28"/>
-        </w:rPr>
-        <w:t>.Zoom</w:t>
+      <w:r>
+        <w:rPr>
+          <w:sz w:val="28"/>
+          <w:szCs w:val="28"/>
+        </w:rPr>
+        <w:t>us.zoom.Zoom</w:t>
       </w:r>
       <w:proofErr w:type="spellEnd"/>
       <w:r>
@@ -10912,21 +10399,12 @@
         <w:t xml:space="preserve">  "</w:t>
       </w:r>
       <w:proofErr w:type="spellStart"/>
-      <w:proofErr w:type="gramStart"/>
-      <w:r>
-        <w:rPr>
-          <w:sz w:val="28"/>
-          <w:szCs w:val="28"/>
-        </w:rPr>
-        <w:t>io.github</w:t>
-      </w:r>
-      <w:proofErr w:type="gramEnd"/>
-      <w:r>
-        <w:rPr>
-          <w:sz w:val="28"/>
-          <w:szCs w:val="28"/>
-        </w:rPr>
-        <w:t>.mimbrero.WhatsAppDesktop</w:t>
+      <w:r>
+        <w:rPr>
+          <w:sz w:val="28"/>
+          <w:szCs w:val="28"/>
+        </w:rPr>
+        <w:t>io.github.mimbrero.WhatsAppDesktop</w:t>
       </w:r>
       <w:proofErr w:type="spellEnd"/>
       <w:r>
@@ -10952,21 +10430,12 @@
         <w:t xml:space="preserve">  "</w:t>
       </w:r>
       <w:proofErr w:type="spellStart"/>
-      <w:proofErr w:type="gramStart"/>
-      <w:r>
-        <w:rPr>
-          <w:sz w:val="28"/>
-          <w:szCs w:val="28"/>
-        </w:rPr>
-        <w:t>org.chromium</w:t>
-      </w:r>
-      <w:proofErr w:type="gramEnd"/>
-      <w:r>
-        <w:rPr>
-          <w:sz w:val="28"/>
-          <w:szCs w:val="28"/>
-        </w:rPr>
-        <w:t>.Chromium</w:t>
+      <w:r>
+        <w:rPr>
+          <w:sz w:val="28"/>
+          <w:szCs w:val="28"/>
+        </w:rPr>
+        <w:t>org.chromium.Chromium</w:t>
       </w:r>
       <w:proofErr w:type="spellEnd"/>
       <w:r>
@@ -11021,23 +10490,7 @@
           <w:sz w:val="28"/>
           <w:szCs w:val="28"/>
         </w:rPr>
-        <w:t xml:space="preserve"> app in "${FLATPAK_</w:t>
-      </w:r>
-      <w:proofErr w:type="gramStart"/>
-      <w:r>
-        <w:rPr>
-          <w:sz w:val="28"/>
-          <w:szCs w:val="28"/>
-        </w:rPr>
-        <w:t>APPS[</w:t>
-      </w:r>
-      <w:proofErr w:type="gramEnd"/>
-      <w:r>
-        <w:rPr>
-          <w:sz w:val="28"/>
-          <w:szCs w:val="28"/>
-        </w:rPr>
-        <w:t>@]}"; do</w:t>
+        <w:t xml:space="preserve"> app in "${FLATPAK_APPS[@]}"; do</w:t>
       </w:r>
     </w:p>
     <w:p>
@@ -11068,17 +10521,33 @@
           <w:sz w:val="28"/>
           <w:szCs w:val="28"/>
         </w:rPr>
-        <w:t xml:space="preserve"> ~</w:t>
-      </w:r>
-      <w:proofErr w:type="gramStart"/>
-      <w:r>
-        <w:rPr>
-          <w:sz w:val="28"/>
-          <w:szCs w:val="28"/>
-        </w:rPr>
-        <w:t>/.local</w:t>
-      </w:r>
-      <w:proofErr w:type="gramEnd"/>
+        <w:t xml:space="preserve"> ~/.local/share/</w:t>
+      </w:r>
+      <w:proofErr w:type="spellStart"/>
+      <w:r>
+        <w:rPr>
+          <w:sz w:val="28"/>
+          <w:szCs w:val="28"/>
+        </w:rPr>
+        <w:t>flatpak</w:t>
+      </w:r>
+      <w:proofErr w:type="spellEnd"/>
+      <w:r>
+        <w:rPr>
+          <w:sz w:val="28"/>
+          <w:szCs w:val="28"/>
+        </w:rPr>
+        <w:t>/</w:t>
+      </w:r>
+      <w:proofErr w:type="spellStart"/>
+      <w:r>
+        <w:rPr>
+          <w:sz w:val="28"/>
+          <w:szCs w:val="28"/>
+        </w:rPr>
+        <w:t>exports</w:t>
+      </w:r>
+      <w:proofErr w:type="spellEnd"/>
       <w:r>
         <w:rPr>
           <w:sz w:val="28"/>
@@ -11092,6 +10561,54 @@
           <w:sz w:val="28"/>
           <w:szCs w:val="28"/>
         </w:rPr>
+        <w:t>applications</w:t>
+      </w:r>
+      <w:proofErr w:type="spellEnd"/>
+      <w:r>
+        <w:rPr>
+          <w:sz w:val="28"/>
+          <w:szCs w:val="28"/>
+        </w:rPr>
+        <w:t xml:space="preserve"> /</w:t>
+      </w:r>
+      <w:proofErr w:type="spellStart"/>
+      <w:r>
+        <w:rPr>
+          <w:sz w:val="28"/>
+          <w:szCs w:val="28"/>
+        </w:rPr>
+        <w:t>var</w:t>
+      </w:r>
+      <w:proofErr w:type="spellEnd"/>
+      <w:r>
+        <w:rPr>
+          <w:sz w:val="28"/>
+          <w:szCs w:val="28"/>
+        </w:rPr>
+        <w:t>/</w:t>
+      </w:r>
+      <w:proofErr w:type="spellStart"/>
+      <w:r>
+        <w:rPr>
+          <w:sz w:val="28"/>
+          <w:szCs w:val="28"/>
+        </w:rPr>
+        <w:t>lib</w:t>
+      </w:r>
+      <w:proofErr w:type="spellEnd"/>
+      <w:r>
+        <w:rPr>
+          <w:sz w:val="28"/>
+          <w:szCs w:val="28"/>
+        </w:rPr>
+        <w:t>/</w:t>
+      </w:r>
+      <w:proofErr w:type="spellStart"/>
+      <w:r>
+        <w:rPr>
+          <w:sz w:val="28"/>
+          <w:szCs w:val="28"/>
+        </w:rPr>
         <w:t>flatpak</w:t>
       </w:r>
       <w:proofErr w:type="spellEnd"/>
@@ -11132,15 +10649,31 @@
           <w:sz w:val="28"/>
           <w:szCs w:val="28"/>
         </w:rPr>
-        <w:t xml:space="preserve"> /</w:t>
-      </w:r>
-      <w:proofErr w:type="spellStart"/>
-      <w:r>
-        <w:rPr>
-          <w:sz w:val="28"/>
-          <w:szCs w:val="28"/>
-        </w:rPr>
-        <w:t>var</w:t>
+        <w:t xml:space="preserve"> -</w:t>
+      </w:r>
+      <w:proofErr w:type="spellStart"/>
+      <w:r>
+        <w:rPr>
+          <w:sz w:val="28"/>
+          <w:szCs w:val="28"/>
+        </w:rPr>
+        <w:t>name</w:t>
+      </w:r>
+      <w:proofErr w:type="spellEnd"/>
+      <w:r>
+        <w:rPr>
+          <w:sz w:val="28"/>
+          <w:szCs w:val="28"/>
+        </w:rPr>
+        <w:t xml:space="preserve"> "${app}.desktop" 2&gt;/</w:t>
+      </w:r>
+      <w:proofErr w:type="spellStart"/>
+      <w:r>
+        <w:rPr>
+          <w:sz w:val="28"/>
+          <w:szCs w:val="28"/>
+        </w:rPr>
+        <w:t>dev</w:t>
       </w:r>
       <w:proofErr w:type="spellEnd"/>
       <w:r>
@@ -11156,7 +10689,188 @@
           <w:sz w:val="28"/>
           <w:szCs w:val="28"/>
         </w:rPr>
-        <w:t>lib</w:t>
+        <w:t>null</w:t>
+      </w:r>
+      <w:proofErr w:type="spellEnd"/>
+      <w:r>
+        <w:rPr>
+          <w:sz w:val="28"/>
+          <w:szCs w:val="28"/>
+        </w:rPr>
+        <w:t xml:space="preserve"> | head -n 1)</w:t>
+      </w:r>
+    </w:p>
+    <w:p>
+      <w:pPr>
+        <w:rPr>
+          <w:sz w:val="28"/>
+          <w:szCs w:val="28"/>
+        </w:rPr>
+      </w:pPr>
+      <w:r>
+        <w:rPr>
+          <w:sz w:val="28"/>
+          <w:szCs w:val="28"/>
+        </w:rPr>
+        <w:t xml:space="preserve">  </w:t>
+      </w:r>
+      <w:proofErr w:type="spellStart"/>
+      <w:r>
+        <w:rPr>
+          <w:sz w:val="28"/>
+          <w:szCs w:val="28"/>
+        </w:rPr>
+        <w:t>if</w:t>
+      </w:r>
+      <w:proofErr w:type="spellEnd"/>
+      <w:r>
+        <w:rPr>
+          <w:sz w:val="28"/>
+          <w:szCs w:val="28"/>
+        </w:rPr>
+        <w:t xml:space="preserve"> [ -n "$DESKTOP_FILE" ]; </w:t>
+      </w:r>
+      <w:proofErr w:type="spellStart"/>
+      <w:r>
+        <w:rPr>
+          <w:sz w:val="28"/>
+          <w:szCs w:val="28"/>
+        </w:rPr>
+        <w:t>then</w:t>
+      </w:r>
+      <w:proofErr w:type="spellEnd"/>
+    </w:p>
+    <w:p>
+      <w:pPr>
+        <w:rPr>
+          <w:sz w:val="28"/>
+          <w:szCs w:val="28"/>
+        </w:rPr>
+      </w:pPr>
+      <w:r>
+        <w:rPr>
+          <w:sz w:val="28"/>
+          <w:szCs w:val="28"/>
+        </w:rPr>
+        <w:t xml:space="preserve">    </w:t>
+      </w:r>
+      <w:proofErr w:type="spellStart"/>
+      <w:r>
+        <w:rPr>
+          <w:sz w:val="28"/>
+          <w:szCs w:val="28"/>
+        </w:rPr>
+        <w:t>cp</w:t>
+      </w:r>
+      <w:proofErr w:type="spellEnd"/>
+      <w:r>
+        <w:rPr>
+          <w:sz w:val="28"/>
+          <w:szCs w:val="28"/>
+        </w:rPr>
+        <w:t xml:space="preserve"> "$DESKTOP_FILE" "$DESKTOP_DIR/"</w:t>
+      </w:r>
+    </w:p>
+    <w:p>
+      <w:pPr>
+        <w:rPr>
+          <w:sz w:val="28"/>
+          <w:szCs w:val="28"/>
+        </w:rPr>
+      </w:pPr>
+      <w:r>
+        <w:rPr>
+          <w:sz w:val="28"/>
+          <w:szCs w:val="28"/>
+        </w:rPr>
+        <w:t xml:space="preserve">    </w:t>
+      </w:r>
+      <w:proofErr w:type="spellStart"/>
+      <w:r>
+        <w:rPr>
+          <w:sz w:val="28"/>
+          <w:szCs w:val="28"/>
+        </w:rPr>
+        <w:t>chmod</w:t>
+      </w:r>
+      <w:proofErr w:type="spellEnd"/>
+      <w:r>
+        <w:rPr>
+          <w:sz w:val="28"/>
+          <w:szCs w:val="28"/>
+        </w:rPr>
+        <w:t xml:space="preserve"> +x "$DESKTOP_DIR/${app}.desktop"</w:t>
+      </w:r>
+    </w:p>
+    <w:p>
+      <w:pPr>
+        <w:rPr>
+          <w:sz w:val="28"/>
+          <w:szCs w:val="28"/>
+        </w:rPr>
+      </w:pPr>
+      <w:r>
+        <w:rPr>
+          <w:sz w:val="28"/>
+          <w:szCs w:val="28"/>
+        </w:rPr>
+        <w:t xml:space="preserve">    </w:t>
+      </w:r>
+      <w:proofErr w:type="spellStart"/>
+      <w:r>
+        <w:rPr>
+          <w:sz w:val="28"/>
+          <w:szCs w:val="28"/>
+        </w:rPr>
+        <w:t>gio</w:t>
+      </w:r>
+      <w:proofErr w:type="spellEnd"/>
+      <w:r>
+        <w:rPr>
+          <w:sz w:val="28"/>
+          <w:szCs w:val="28"/>
+        </w:rPr>
+        <w:t xml:space="preserve"> set "$DESKTOP_DIR/${app}.desktop" </w:t>
+      </w:r>
+      <w:proofErr w:type="spellStart"/>
+      <w:r>
+        <w:rPr>
+          <w:sz w:val="28"/>
+          <w:szCs w:val="28"/>
+        </w:rPr>
+        <w:t>metadata</w:t>
+      </w:r>
+      <w:proofErr w:type="spellEnd"/>
+      <w:r>
+        <w:rPr>
+          <w:sz w:val="28"/>
+          <w:szCs w:val="28"/>
+        </w:rPr>
+        <w:t>::</w:t>
+      </w:r>
+      <w:proofErr w:type="spellStart"/>
+      <w:r>
+        <w:rPr>
+          <w:sz w:val="28"/>
+          <w:szCs w:val="28"/>
+        </w:rPr>
+        <w:t>trusted</w:t>
+      </w:r>
+      <w:proofErr w:type="spellEnd"/>
+      <w:r>
+        <w:rPr>
+          <w:sz w:val="28"/>
+          <w:szCs w:val="28"/>
+        </w:rPr>
+        <w:t xml:space="preserve"> true 2&gt;/</w:t>
+      </w:r>
+      <w:proofErr w:type="spellStart"/>
+      <w:r>
+        <w:rPr>
+          <w:sz w:val="28"/>
+          <w:szCs w:val="28"/>
+        </w:rPr>
+        <w:t>dev</w:t>
       </w:r>
       <w:proofErr w:type="spellEnd"/>
       <w:r>
@@ -11172,6 +10886,180 @@
           <w:sz w:val="28"/>
           <w:szCs w:val="28"/>
         </w:rPr>
+        <w:t>null</w:t>
+      </w:r>
+      <w:proofErr w:type="spellEnd"/>
+      <w:r>
+        <w:rPr>
+          <w:sz w:val="28"/>
+          <w:szCs w:val="28"/>
+        </w:rPr>
+        <w:t xml:space="preserve"> || true</w:t>
+      </w:r>
+    </w:p>
+    <w:p>
+      <w:pPr>
+        <w:rPr>
+          <w:sz w:val="28"/>
+          <w:szCs w:val="28"/>
+        </w:rPr>
+      </w:pPr>
+    </w:p>
+    <w:p>
+      <w:pPr>
+        <w:rPr>
+          <w:sz w:val="28"/>
+          <w:szCs w:val="28"/>
+        </w:rPr>
+      </w:pPr>
+      <w:r>
+        <w:rPr>
+          <w:sz w:val="28"/>
+          <w:szCs w:val="28"/>
+        </w:rPr>
+        <w:t xml:space="preserve">    # --- ESPECIAL para </w:t>
+      </w:r>
+      <w:proofErr w:type="spellStart"/>
+      <w:r>
+        <w:rPr>
+          <w:sz w:val="28"/>
+          <w:szCs w:val="28"/>
+        </w:rPr>
+        <w:t>Chromium</w:t>
+      </w:r>
+      <w:proofErr w:type="spellEnd"/>
+      <w:r>
+        <w:rPr>
+          <w:sz w:val="28"/>
+          <w:szCs w:val="28"/>
+        </w:rPr>
+        <w:t xml:space="preserve">: evitar </w:t>
+      </w:r>
+      <w:proofErr w:type="spellStart"/>
+      <w:r>
+        <w:rPr>
+          <w:sz w:val="28"/>
+          <w:szCs w:val="28"/>
+        </w:rPr>
+        <w:t>prompt</w:t>
+      </w:r>
+      <w:proofErr w:type="spellEnd"/>
+      <w:r>
+        <w:rPr>
+          <w:sz w:val="28"/>
+          <w:szCs w:val="28"/>
+        </w:rPr>
+        <w:t xml:space="preserve"> de </w:t>
+      </w:r>
+      <w:proofErr w:type="spellStart"/>
+      <w:r>
+        <w:rPr>
+          <w:sz w:val="28"/>
+          <w:szCs w:val="28"/>
+        </w:rPr>
+        <w:t>keyring</w:t>
+      </w:r>
+      <w:proofErr w:type="spellEnd"/>
+      <w:r>
+        <w:rPr>
+          <w:sz w:val="28"/>
+          <w:szCs w:val="28"/>
+        </w:rPr>
+        <w:t xml:space="preserve"> ---</w:t>
+      </w:r>
+    </w:p>
+    <w:p>
+      <w:pPr>
+        <w:rPr>
+          <w:sz w:val="28"/>
+          <w:szCs w:val="28"/>
+        </w:rPr>
+      </w:pPr>
+      <w:r>
+        <w:rPr>
+          <w:sz w:val="28"/>
+          <w:szCs w:val="28"/>
+        </w:rPr>
+        <w:t xml:space="preserve">    </w:t>
+      </w:r>
+      <w:proofErr w:type="spellStart"/>
+      <w:r>
+        <w:rPr>
+          <w:sz w:val="28"/>
+          <w:szCs w:val="28"/>
+        </w:rPr>
+        <w:t>if</w:t>
+      </w:r>
+      <w:proofErr w:type="spellEnd"/>
+      <w:r>
+        <w:rPr>
+          <w:sz w:val="28"/>
+          <w:szCs w:val="28"/>
+        </w:rPr>
+        <w:t xml:space="preserve"> [ "$app" = "</w:t>
+      </w:r>
+      <w:proofErr w:type="spellStart"/>
+      <w:r>
+        <w:rPr>
+          <w:sz w:val="28"/>
+          <w:szCs w:val="28"/>
+        </w:rPr>
+        <w:t>org.chromium.Chromium</w:t>
+      </w:r>
+      <w:proofErr w:type="spellEnd"/>
+      <w:r>
+        <w:rPr>
+          <w:sz w:val="28"/>
+          <w:szCs w:val="28"/>
+        </w:rPr>
+        <w:t xml:space="preserve">" ]; </w:t>
+      </w:r>
+      <w:proofErr w:type="spellStart"/>
+      <w:r>
+        <w:rPr>
+          <w:sz w:val="28"/>
+          <w:szCs w:val="28"/>
+        </w:rPr>
+        <w:t>then</w:t>
+      </w:r>
+      <w:proofErr w:type="spellEnd"/>
+    </w:p>
+    <w:p>
+      <w:pPr>
+        <w:rPr>
+          <w:sz w:val="28"/>
+          <w:szCs w:val="28"/>
+        </w:rPr>
+      </w:pPr>
+      <w:r>
+        <w:rPr>
+          <w:sz w:val="28"/>
+          <w:szCs w:val="28"/>
+        </w:rPr>
+        <w:t xml:space="preserve">      sed -i '</w:t>
+      </w:r>
+      <w:proofErr w:type="spellStart"/>
+      <w:r>
+        <w:rPr>
+          <w:sz w:val="28"/>
+          <w:szCs w:val="28"/>
+        </w:rPr>
+        <w:t>s|Exec</w:t>
+      </w:r>
+      <w:proofErr w:type="spellEnd"/>
+      <w:r>
+        <w:rPr>
+          <w:sz w:val="28"/>
+          <w:szCs w:val="28"/>
+        </w:rPr>
+        <w:t>=</w:t>
+      </w:r>
+      <w:proofErr w:type="spellStart"/>
+      <w:r>
+        <w:rPr>
+          <w:sz w:val="28"/>
+          <w:szCs w:val="28"/>
+        </w:rPr>
         <w:t>flatpak</w:t>
       </w:r>
       <w:proofErr w:type="spellEnd"/>
@@ -11180,6 +11068,133 @@
           <w:sz w:val="28"/>
           <w:szCs w:val="28"/>
         </w:rPr>
+        <w:t xml:space="preserve"> run </w:t>
+      </w:r>
+      <w:proofErr w:type="spellStart"/>
+      <w:r>
+        <w:rPr>
+          <w:sz w:val="28"/>
+          <w:szCs w:val="28"/>
+        </w:rPr>
+        <w:t>org.chromium.Chromium|Exec</w:t>
+      </w:r>
+      <w:proofErr w:type="spellEnd"/>
+      <w:r>
+        <w:rPr>
+          <w:sz w:val="28"/>
+          <w:szCs w:val="28"/>
+        </w:rPr>
+        <w:t>=</w:t>
+      </w:r>
+      <w:proofErr w:type="spellStart"/>
+      <w:r>
+        <w:rPr>
+          <w:sz w:val="28"/>
+          <w:szCs w:val="28"/>
+        </w:rPr>
+        <w:t>flatpak</w:t>
+      </w:r>
+      <w:proofErr w:type="spellEnd"/>
+      <w:r>
+        <w:rPr>
+          <w:sz w:val="28"/>
+          <w:szCs w:val="28"/>
+        </w:rPr>
+        <w:t xml:space="preserve"> run </w:t>
+      </w:r>
+      <w:proofErr w:type="spellStart"/>
+      <w:r>
+        <w:rPr>
+          <w:sz w:val="28"/>
+          <w:szCs w:val="28"/>
+        </w:rPr>
+        <w:t>org.chromium.Chromium</w:t>
+      </w:r>
+      <w:proofErr w:type="spellEnd"/>
+      <w:r>
+        <w:rPr>
+          <w:sz w:val="28"/>
+          <w:szCs w:val="28"/>
+        </w:rPr>
+        <w:t xml:space="preserve"> --</w:t>
+      </w:r>
+      <w:proofErr w:type="spellStart"/>
+      <w:r>
+        <w:rPr>
+          <w:sz w:val="28"/>
+          <w:szCs w:val="28"/>
+        </w:rPr>
+        <w:t>password</w:t>
+      </w:r>
+      <w:proofErr w:type="spellEnd"/>
+      <w:r>
+        <w:rPr>
+          <w:sz w:val="28"/>
+          <w:szCs w:val="28"/>
+        </w:rPr>
+        <w:t>-store=</w:t>
+      </w:r>
+      <w:proofErr w:type="spellStart"/>
+      <w:r>
+        <w:rPr>
+          <w:sz w:val="28"/>
+          <w:szCs w:val="28"/>
+        </w:rPr>
+        <w:t>basic|g</w:t>
+      </w:r>
+      <w:proofErr w:type="spellEnd"/>
+      <w:r>
+        <w:rPr>
+          <w:sz w:val="28"/>
+          <w:szCs w:val="28"/>
+        </w:rPr>
+        <w:t>' "$DESKTOP_DIR/${app}.desktop"</w:t>
+      </w:r>
+    </w:p>
+    <w:p>
+      <w:pPr>
+        <w:rPr>
+          <w:sz w:val="28"/>
+          <w:szCs w:val="28"/>
+        </w:rPr>
+      </w:pPr>
+      <w:r>
+        <w:rPr>
+          <w:sz w:val="28"/>
+          <w:szCs w:val="28"/>
+        </w:rPr>
+        <w:t xml:space="preserve">      sed -i '</w:t>
+      </w:r>
+      <w:proofErr w:type="spellStart"/>
+      <w:r>
+        <w:rPr>
+          <w:sz w:val="28"/>
+          <w:szCs w:val="28"/>
+        </w:rPr>
+        <w:t>s|Exec</w:t>
+      </w:r>
+      <w:proofErr w:type="spellEnd"/>
+      <w:r>
+        <w:rPr>
+          <w:sz w:val="28"/>
+          <w:szCs w:val="28"/>
+        </w:rPr>
+        <w:t>=/</w:t>
+      </w:r>
+      <w:proofErr w:type="spellStart"/>
+      <w:r>
+        <w:rPr>
+          <w:sz w:val="28"/>
+          <w:szCs w:val="28"/>
+        </w:rPr>
+        <w:t>usr</w:t>
+      </w:r>
+      <w:proofErr w:type="spellEnd"/>
+      <w:r>
+        <w:rPr>
+          <w:sz w:val="28"/>
+          <w:szCs w:val="28"/>
+        </w:rPr>
         <w:t>/</w:t>
       </w:r>
       <w:proofErr w:type="spellStart"/>
@@ -11188,55 +11203,7 @@
           <w:sz w:val="28"/>
           <w:szCs w:val="28"/>
         </w:rPr>
-        <w:t>exports</w:t>
-      </w:r>
-      <w:proofErr w:type="spellEnd"/>
-      <w:r>
-        <w:rPr>
-          <w:sz w:val="28"/>
-          <w:szCs w:val="28"/>
-        </w:rPr>
-        <w:t>/share/</w:t>
-      </w:r>
-      <w:proofErr w:type="spellStart"/>
-      <w:r>
-        <w:rPr>
-          <w:sz w:val="28"/>
-          <w:szCs w:val="28"/>
-        </w:rPr>
-        <w:t>applications</w:t>
-      </w:r>
-      <w:proofErr w:type="spellEnd"/>
-      <w:r>
-        <w:rPr>
-          <w:sz w:val="28"/>
-          <w:szCs w:val="28"/>
-        </w:rPr>
-        <w:t xml:space="preserve"> -</w:t>
-      </w:r>
-      <w:proofErr w:type="spellStart"/>
-      <w:r>
-        <w:rPr>
-          <w:sz w:val="28"/>
-          <w:szCs w:val="28"/>
-        </w:rPr>
-        <w:t>name</w:t>
-      </w:r>
-      <w:proofErr w:type="spellEnd"/>
-      <w:r>
-        <w:rPr>
-          <w:sz w:val="28"/>
-          <w:szCs w:val="28"/>
-        </w:rPr>
-        <w:t xml:space="preserve"> "${app}.desktop" 2&gt;/</w:t>
-      </w:r>
-      <w:proofErr w:type="spellStart"/>
-      <w:r>
-        <w:rPr>
-          <w:sz w:val="28"/>
-          <w:szCs w:val="28"/>
-        </w:rPr>
-        <w:t>dev</w:t>
+        <w:t>bin</w:t>
       </w:r>
       <w:proofErr w:type="spellEnd"/>
       <w:r>
@@ -11252,206 +11219,87 @@
           <w:sz w:val="28"/>
           <w:szCs w:val="28"/>
         </w:rPr>
-        <w:t>null</w:t>
-      </w:r>
-      <w:proofErr w:type="spellEnd"/>
-      <w:r>
-        <w:rPr>
-          <w:sz w:val="28"/>
-          <w:szCs w:val="28"/>
-        </w:rPr>
-        <w:t xml:space="preserve"> | head -n 1)</w:t>
-      </w:r>
-    </w:p>
-    <w:p>
-      <w:pPr>
-        <w:rPr>
-          <w:sz w:val="28"/>
-          <w:szCs w:val="28"/>
-        </w:rPr>
-      </w:pPr>
-      <w:r>
-        <w:rPr>
-          <w:sz w:val="28"/>
-          <w:szCs w:val="28"/>
-        </w:rPr>
-        <w:t xml:space="preserve">  </w:t>
-      </w:r>
-      <w:proofErr w:type="spellStart"/>
-      <w:r>
-        <w:rPr>
-          <w:sz w:val="28"/>
-          <w:szCs w:val="28"/>
-        </w:rPr>
-        <w:t>if</w:t>
-      </w:r>
-      <w:proofErr w:type="spellEnd"/>
-      <w:r>
-        <w:rPr>
-          <w:sz w:val="28"/>
-          <w:szCs w:val="28"/>
-        </w:rPr>
-        <w:t xml:space="preserve"> [ -n "$DESKTOP_FILE</w:t>
-      </w:r>
-      <w:proofErr w:type="gramStart"/>
-      <w:r>
-        <w:rPr>
-          <w:sz w:val="28"/>
-          <w:szCs w:val="28"/>
-        </w:rPr>
-        <w:t>" ]</w:t>
-      </w:r>
-      <w:proofErr w:type="gramEnd"/>
-      <w:r>
-        <w:rPr>
-          <w:sz w:val="28"/>
-          <w:szCs w:val="28"/>
-        </w:rPr>
-        <w:t xml:space="preserve">; </w:t>
-      </w:r>
-      <w:proofErr w:type="spellStart"/>
-      <w:r>
-        <w:rPr>
-          <w:sz w:val="28"/>
-          <w:szCs w:val="28"/>
-        </w:rPr>
-        <w:t>then</w:t>
-      </w:r>
-      <w:proofErr w:type="spellEnd"/>
-    </w:p>
-    <w:p>
-      <w:pPr>
-        <w:rPr>
-          <w:sz w:val="28"/>
-          <w:szCs w:val="28"/>
-        </w:rPr>
-      </w:pPr>
-      <w:r>
-        <w:rPr>
-          <w:sz w:val="28"/>
-          <w:szCs w:val="28"/>
-        </w:rPr>
-        <w:t xml:space="preserve">    </w:t>
-      </w:r>
-      <w:proofErr w:type="spellStart"/>
-      <w:r>
-        <w:rPr>
-          <w:sz w:val="28"/>
-          <w:szCs w:val="28"/>
-        </w:rPr>
-        <w:t>cp</w:t>
-      </w:r>
-      <w:proofErr w:type="spellEnd"/>
-      <w:r>
-        <w:rPr>
-          <w:sz w:val="28"/>
-          <w:szCs w:val="28"/>
-        </w:rPr>
-        <w:t xml:space="preserve"> "$DESKTOP_FILE" "$DESKTOP_DIR/"</w:t>
-      </w:r>
-    </w:p>
-    <w:p>
-      <w:pPr>
-        <w:rPr>
-          <w:sz w:val="28"/>
-          <w:szCs w:val="28"/>
-        </w:rPr>
-      </w:pPr>
-      <w:r>
-        <w:rPr>
-          <w:sz w:val="28"/>
-          <w:szCs w:val="28"/>
-        </w:rPr>
-        <w:t xml:space="preserve">    </w:t>
-      </w:r>
-      <w:proofErr w:type="spellStart"/>
-      <w:r>
-        <w:rPr>
-          <w:sz w:val="28"/>
-          <w:szCs w:val="28"/>
-        </w:rPr>
-        <w:t>chmod</w:t>
-      </w:r>
-      <w:proofErr w:type="spellEnd"/>
-      <w:r>
-        <w:rPr>
-          <w:sz w:val="28"/>
-          <w:szCs w:val="28"/>
-        </w:rPr>
-        <w:t xml:space="preserve"> +x "$DESKTOP_DIR/${app}.desktop"</w:t>
-      </w:r>
-    </w:p>
-    <w:p>
-      <w:pPr>
-        <w:rPr>
-          <w:sz w:val="28"/>
-          <w:szCs w:val="28"/>
-        </w:rPr>
-      </w:pPr>
-      <w:r>
-        <w:rPr>
-          <w:sz w:val="28"/>
-          <w:szCs w:val="28"/>
-        </w:rPr>
-        <w:t xml:space="preserve">    </w:t>
-      </w:r>
-      <w:proofErr w:type="spellStart"/>
-      <w:r>
-        <w:rPr>
-          <w:sz w:val="28"/>
-          <w:szCs w:val="28"/>
-        </w:rPr>
-        <w:t>gio</w:t>
-      </w:r>
-      <w:proofErr w:type="spellEnd"/>
-      <w:r>
-        <w:rPr>
-          <w:sz w:val="28"/>
-          <w:szCs w:val="28"/>
-        </w:rPr>
-        <w:t xml:space="preserve"> set "$DESKTOP_DIR/${app}.desktop" </w:t>
-      </w:r>
-      <w:proofErr w:type="spellStart"/>
-      <w:proofErr w:type="gramStart"/>
-      <w:r>
-        <w:rPr>
-          <w:sz w:val="28"/>
-          <w:szCs w:val="28"/>
-        </w:rPr>
-        <w:t>metadata</w:t>
-      </w:r>
-      <w:proofErr w:type="spellEnd"/>
-      <w:r>
-        <w:rPr>
-          <w:sz w:val="28"/>
-          <w:szCs w:val="28"/>
-        </w:rPr>
-        <w:t>::</w:t>
-      </w:r>
-      <w:proofErr w:type="spellStart"/>
-      <w:proofErr w:type="gramEnd"/>
-      <w:r>
-        <w:rPr>
-          <w:sz w:val="28"/>
-          <w:szCs w:val="28"/>
-        </w:rPr>
-        <w:t>trusted</w:t>
-      </w:r>
-      <w:proofErr w:type="spellEnd"/>
-      <w:r>
-        <w:rPr>
-          <w:sz w:val="28"/>
-          <w:szCs w:val="28"/>
-        </w:rPr>
-        <w:t xml:space="preserve"> true 2&gt;/</w:t>
-      </w:r>
-      <w:proofErr w:type="spellStart"/>
-      <w:r>
-        <w:rPr>
-          <w:sz w:val="28"/>
-          <w:szCs w:val="28"/>
-        </w:rPr>
-        <w:t>dev</w:t>
+        <w:t>flatpak</w:t>
+      </w:r>
+      <w:proofErr w:type="spellEnd"/>
+      <w:r>
+        <w:rPr>
+          <w:sz w:val="28"/>
+          <w:szCs w:val="28"/>
+        </w:rPr>
+        <w:t xml:space="preserve"> run --</w:t>
+      </w:r>
+      <w:proofErr w:type="spellStart"/>
+      <w:r>
+        <w:rPr>
+          <w:sz w:val="28"/>
+          <w:szCs w:val="28"/>
+        </w:rPr>
+        <w:t>branch</w:t>
+      </w:r>
+      <w:proofErr w:type="spellEnd"/>
+      <w:r>
+        <w:rPr>
+          <w:sz w:val="28"/>
+          <w:szCs w:val="28"/>
+        </w:rPr>
+        <w:t>=</w:t>
+      </w:r>
+      <w:proofErr w:type="spellStart"/>
+      <w:r>
+        <w:rPr>
+          <w:sz w:val="28"/>
+          <w:szCs w:val="28"/>
+        </w:rPr>
+        <w:t>stable</w:t>
+      </w:r>
+      <w:proofErr w:type="spellEnd"/>
+      <w:r>
+        <w:rPr>
+          <w:sz w:val="28"/>
+          <w:szCs w:val="28"/>
+        </w:rPr>
+        <w:t xml:space="preserve"> --</w:t>
+      </w:r>
+      <w:proofErr w:type="spellStart"/>
+      <w:r>
+        <w:rPr>
+          <w:sz w:val="28"/>
+          <w:szCs w:val="28"/>
+        </w:rPr>
+        <w:t>arch</w:t>
+      </w:r>
+      <w:proofErr w:type="spellEnd"/>
+      <w:r>
+        <w:rPr>
+          <w:sz w:val="28"/>
+          <w:szCs w:val="28"/>
+        </w:rPr>
+        <w:t>=x86_64 --</w:t>
+      </w:r>
+      <w:proofErr w:type="spellStart"/>
+      <w:r>
+        <w:rPr>
+          <w:sz w:val="28"/>
+          <w:szCs w:val="28"/>
+        </w:rPr>
+        <w:t>command</w:t>
+      </w:r>
+      <w:proofErr w:type="spellEnd"/>
+      <w:r>
+        <w:rPr>
+          <w:sz w:val="28"/>
+          <w:szCs w:val="28"/>
+        </w:rPr>
+        <w:t>=/app/</w:t>
+      </w:r>
+      <w:proofErr w:type="spellStart"/>
+      <w:r>
+        <w:rPr>
+          <w:sz w:val="28"/>
+          <w:szCs w:val="28"/>
+        </w:rPr>
+        <w:t>bin</w:t>
       </w:r>
       <w:proofErr w:type="spellEnd"/>
       <w:r>
@@ -11467,453 +11315,6 @@
           <w:sz w:val="28"/>
           <w:szCs w:val="28"/>
         </w:rPr>
-        <w:t>null</w:t>
-      </w:r>
-      <w:proofErr w:type="spellEnd"/>
-      <w:r>
-        <w:rPr>
-          <w:sz w:val="28"/>
-          <w:szCs w:val="28"/>
-        </w:rPr>
-        <w:t xml:space="preserve"> || true</w:t>
-      </w:r>
-    </w:p>
-    <w:p>
-      <w:pPr>
-        <w:rPr>
-          <w:sz w:val="28"/>
-          <w:szCs w:val="28"/>
-        </w:rPr>
-      </w:pPr>
-    </w:p>
-    <w:p>
-      <w:pPr>
-        <w:rPr>
-          <w:sz w:val="28"/>
-          <w:szCs w:val="28"/>
-        </w:rPr>
-      </w:pPr>
-      <w:r>
-        <w:rPr>
-          <w:sz w:val="28"/>
-          <w:szCs w:val="28"/>
-        </w:rPr>
-        <w:t xml:space="preserve">    # --- ESPECIAL para </w:t>
-      </w:r>
-      <w:proofErr w:type="spellStart"/>
-      <w:r>
-        <w:rPr>
-          <w:sz w:val="28"/>
-          <w:szCs w:val="28"/>
-        </w:rPr>
-        <w:t>Chromium</w:t>
-      </w:r>
-      <w:proofErr w:type="spellEnd"/>
-      <w:r>
-        <w:rPr>
-          <w:sz w:val="28"/>
-          <w:szCs w:val="28"/>
-        </w:rPr>
-        <w:t xml:space="preserve">: evitar </w:t>
-      </w:r>
-      <w:proofErr w:type="spellStart"/>
-      <w:r>
-        <w:rPr>
-          <w:sz w:val="28"/>
-          <w:szCs w:val="28"/>
-        </w:rPr>
-        <w:t>prompt</w:t>
-      </w:r>
-      <w:proofErr w:type="spellEnd"/>
-      <w:r>
-        <w:rPr>
-          <w:sz w:val="28"/>
-          <w:szCs w:val="28"/>
-        </w:rPr>
-        <w:t xml:space="preserve"> de </w:t>
-      </w:r>
-      <w:proofErr w:type="spellStart"/>
-      <w:r>
-        <w:rPr>
-          <w:sz w:val="28"/>
-          <w:szCs w:val="28"/>
-        </w:rPr>
-        <w:t>keyring</w:t>
-      </w:r>
-      <w:proofErr w:type="spellEnd"/>
-      <w:r>
-        <w:rPr>
-          <w:sz w:val="28"/>
-          <w:szCs w:val="28"/>
-        </w:rPr>
-        <w:t xml:space="preserve"> ---</w:t>
-      </w:r>
-    </w:p>
-    <w:p>
-      <w:pPr>
-        <w:rPr>
-          <w:sz w:val="28"/>
-          <w:szCs w:val="28"/>
-        </w:rPr>
-      </w:pPr>
-      <w:r>
-        <w:rPr>
-          <w:sz w:val="28"/>
-          <w:szCs w:val="28"/>
-        </w:rPr>
-        <w:t xml:space="preserve">    </w:t>
-      </w:r>
-      <w:proofErr w:type="spellStart"/>
-      <w:r>
-        <w:rPr>
-          <w:sz w:val="28"/>
-          <w:szCs w:val="28"/>
-        </w:rPr>
-        <w:t>if</w:t>
-      </w:r>
-      <w:proofErr w:type="spellEnd"/>
-      <w:r>
-        <w:rPr>
-          <w:sz w:val="28"/>
-          <w:szCs w:val="28"/>
-        </w:rPr>
-        <w:t xml:space="preserve"> [ "$app" = "</w:t>
-      </w:r>
-      <w:proofErr w:type="spellStart"/>
-      <w:proofErr w:type="gramStart"/>
-      <w:r>
-        <w:rPr>
-          <w:sz w:val="28"/>
-          <w:szCs w:val="28"/>
-        </w:rPr>
-        <w:t>org.chromium</w:t>
-      </w:r>
-      <w:proofErr w:type="gramEnd"/>
-      <w:r>
-        <w:rPr>
-          <w:sz w:val="28"/>
-          <w:szCs w:val="28"/>
-        </w:rPr>
-        <w:t>.Chromium</w:t>
-      </w:r>
-      <w:proofErr w:type="spellEnd"/>
-      <w:r>
-        <w:rPr>
-          <w:sz w:val="28"/>
-          <w:szCs w:val="28"/>
-        </w:rPr>
-        <w:t xml:space="preserve">" ]; </w:t>
-      </w:r>
-      <w:proofErr w:type="spellStart"/>
-      <w:r>
-        <w:rPr>
-          <w:sz w:val="28"/>
-          <w:szCs w:val="28"/>
-        </w:rPr>
-        <w:t>then</w:t>
-      </w:r>
-      <w:proofErr w:type="spellEnd"/>
-    </w:p>
-    <w:p>
-      <w:pPr>
-        <w:rPr>
-          <w:sz w:val="28"/>
-          <w:szCs w:val="28"/>
-        </w:rPr>
-      </w:pPr>
-      <w:r>
-        <w:rPr>
-          <w:sz w:val="28"/>
-          <w:szCs w:val="28"/>
-        </w:rPr>
-        <w:t xml:space="preserve">      sed -i '</w:t>
-      </w:r>
-      <w:proofErr w:type="spellStart"/>
-      <w:r>
-        <w:rPr>
-          <w:sz w:val="28"/>
-          <w:szCs w:val="28"/>
-        </w:rPr>
-        <w:t>s|Exec</w:t>
-      </w:r>
-      <w:proofErr w:type="spellEnd"/>
-      <w:r>
-        <w:rPr>
-          <w:sz w:val="28"/>
-          <w:szCs w:val="28"/>
-        </w:rPr>
-        <w:t>=</w:t>
-      </w:r>
-      <w:proofErr w:type="spellStart"/>
-      <w:r>
-        <w:rPr>
-          <w:sz w:val="28"/>
-          <w:szCs w:val="28"/>
-        </w:rPr>
-        <w:t>flatpak</w:t>
-      </w:r>
-      <w:proofErr w:type="spellEnd"/>
-      <w:r>
-        <w:rPr>
-          <w:sz w:val="28"/>
-          <w:szCs w:val="28"/>
-        </w:rPr>
-        <w:t xml:space="preserve"> run </w:t>
-      </w:r>
-      <w:proofErr w:type="spellStart"/>
-      <w:proofErr w:type="gramStart"/>
-      <w:r>
-        <w:rPr>
-          <w:sz w:val="28"/>
-          <w:szCs w:val="28"/>
-        </w:rPr>
-        <w:t>org.chromium</w:t>
-      </w:r>
-      <w:proofErr w:type="gramEnd"/>
-      <w:r>
-        <w:rPr>
-          <w:sz w:val="28"/>
-          <w:szCs w:val="28"/>
-        </w:rPr>
-        <w:t>.Chromium|Exec</w:t>
-      </w:r>
-      <w:proofErr w:type="spellEnd"/>
-      <w:r>
-        <w:rPr>
-          <w:sz w:val="28"/>
-          <w:szCs w:val="28"/>
-        </w:rPr>
-        <w:t>=</w:t>
-      </w:r>
-      <w:proofErr w:type="spellStart"/>
-      <w:r>
-        <w:rPr>
-          <w:sz w:val="28"/>
-          <w:szCs w:val="28"/>
-        </w:rPr>
-        <w:t>flatpak</w:t>
-      </w:r>
-      <w:proofErr w:type="spellEnd"/>
-      <w:r>
-        <w:rPr>
-          <w:sz w:val="28"/>
-          <w:szCs w:val="28"/>
-        </w:rPr>
-        <w:t xml:space="preserve"> run </w:t>
-      </w:r>
-      <w:proofErr w:type="spellStart"/>
-      <w:r>
-        <w:rPr>
-          <w:sz w:val="28"/>
-          <w:szCs w:val="28"/>
-        </w:rPr>
-        <w:t>org.chromium.Chromium</w:t>
-      </w:r>
-      <w:proofErr w:type="spellEnd"/>
-      <w:r>
-        <w:rPr>
-          <w:sz w:val="28"/>
-          <w:szCs w:val="28"/>
-        </w:rPr>
-        <w:t xml:space="preserve"> --</w:t>
-      </w:r>
-      <w:proofErr w:type="spellStart"/>
-      <w:r>
-        <w:rPr>
-          <w:sz w:val="28"/>
-          <w:szCs w:val="28"/>
-        </w:rPr>
-        <w:t>password</w:t>
-      </w:r>
-      <w:proofErr w:type="spellEnd"/>
-      <w:r>
-        <w:rPr>
-          <w:sz w:val="28"/>
-          <w:szCs w:val="28"/>
-        </w:rPr>
-        <w:t>-store=</w:t>
-      </w:r>
-      <w:proofErr w:type="spellStart"/>
-      <w:r>
-        <w:rPr>
-          <w:sz w:val="28"/>
-          <w:szCs w:val="28"/>
-        </w:rPr>
-        <w:t>basic|g</w:t>
-      </w:r>
-      <w:proofErr w:type="spellEnd"/>
-      <w:r>
-        <w:rPr>
-          <w:sz w:val="28"/>
-          <w:szCs w:val="28"/>
-        </w:rPr>
-        <w:t>' "$DESKTOP_DIR/${app}.desktop"</w:t>
-      </w:r>
-    </w:p>
-    <w:p>
-      <w:pPr>
-        <w:rPr>
-          <w:sz w:val="28"/>
-          <w:szCs w:val="28"/>
-        </w:rPr>
-      </w:pPr>
-      <w:r>
-        <w:rPr>
-          <w:sz w:val="28"/>
-          <w:szCs w:val="28"/>
-        </w:rPr>
-        <w:t xml:space="preserve">      sed -i '</w:t>
-      </w:r>
-      <w:proofErr w:type="spellStart"/>
-      <w:r>
-        <w:rPr>
-          <w:sz w:val="28"/>
-          <w:szCs w:val="28"/>
-        </w:rPr>
-        <w:t>s|Exec</w:t>
-      </w:r>
-      <w:proofErr w:type="spellEnd"/>
-      <w:r>
-        <w:rPr>
-          <w:sz w:val="28"/>
-          <w:szCs w:val="28"/>
-        </w:rPr>
-        <w:t>=/</w:t>
-      </w:r>
-      <w:proofErr w:type="spellStart"/>
-      <w:r>
-        <w:rPr>
-          <w:sz w:val="28"/>
-          <w:szCs w:val="28"/>
-        </w:rPr>
-        <w:t>usr</w:t>
-      </w:r>
-      <w:proofErr w:type="spellEnd"/>
-      <w:r>
-        <w:rPr>
-          <w:sz w:val="28"/>
-          <w:szCs w:val="28"/>
-        </w:rPr>
-        <w:t>/</w:t>
-      </w:r>
-      <w:proofErr w:type="spellStart"/>
-      <w:r>
-        <w:rPr>
-          <w:sz w:val="28"/>
-          <w:szCs w:val="28"/>
-        </w:rPr>
-        <w:t>bin</w:t>
-      </w:r>
-      <w:proofErr w:type="spellEnd"/>
-      <w:r>
-        <w:rPr>
-          <w:sz w:val="28"/>
-          <w:szCs w:val="28"/>
-        </w:rPr>
-        <w:t>/</w:t>
-      </w:r>
-      <w:proofErr w:type="spellStart"/>
-      <w:r>
-        <w:rPr>
-          <w:sz w:val="28"/>
-          <w:szCs w:val="28"/>
-        </w:rPr>
-        <w:t>flatpak</w:t>
-      </w:r>
-      <w:proofErr w:type="spellEnd"/>
-      <w:r>
-        <w:rPr>
-          <w:sz w:val="28"/>
-          <w:szCs w:val="28"/>
-        </w:rPr>
-        <w:t xml:space="preserve"> run --</w:t>
-      </w:r>
-      <w:proofErr w:type="spellStart"/>
-      <w:r>
-        <w:rPr>
-          <w:sz w:val="28"/>
-          <w:szCs w:val="28"/>
-        </w:rPr>
-        <w:t>branch</w:t>
-      </w:r>
-      <w:proofErr w:type="spellEnd"/>
-      <w:r>
-        <w:rPr>
-          <w:sz w:val="28"/>
-          <w:szCs w:val="28"/>
-        </w:rPr>
-        <w:t>=</w:t>
-      </w:r>
-      <w:proofErr w:type="spellStart"/>
-      <w:r>
-        <w:rPr>
-          <w:sz w:val="28"/>
-          <w:szCs w:val="28"/>
-        </w:rPr>
-        <w:t>stable</w:t>
-      </w:r>
-      <w:proofErr w:type="spellEnd"/>
-      <w:r>
-        <w:rPr>
-          <w:sz w:val="28"/>
-          <w:szCs w:val="28"/>
-        </w:rPr>
-        <w:t xml:space="preserve"> --</w:t>
-      </w:r>
-      <w:proofErr w:type="spellStart"/>
-      <w:r>
-        <w:rPr>
-          <w:sz w:val="28"/>
-          <w:szCs w:val="28"/>
-        </w:rPr>
-        <w:t>arch</w:t>
-      </w:r>
-      <w:proofErr w:type="spellEnd"/>
-      <w:r>
-        <w:rPr>
-          <w:sz w:val="28"/>
-          <w:szCs w:val="28"/>
-        </w:rPr>
-        <w:t>=x86_64 --</w:t>
-      </w:r>
-      <w:proofErr w:type="spellStart"/>
-      <w:r>
-        <w:rPr>
-          <w:sz w:val="28"/>
-          <w:szCs w:val="28"/>
-        </w:rPr>
-        <w:t>command</w:t>
-      </w:r>
-      <w:proofErr w:type="spellEnd"/>
-      <w:r>
-        <w:rPr>
-          <w:sz w:val="28"/>
-          <w:szCs w:val="28"/>
-        </w:rPr>
-        <w:t>=/app/</w:t>
-      </w:r>
-      <w:proofErr w:type="spellStart"/>
-      <w:r>
-        <w:rPr>
-          <w:sz w:val="28"/>
-          <w:szCs w:val="28"/>
-        </w:rPr>
-        <w:t>bin</w:t>
-      </w:r>
-      <w:proofErr w:type="spellEnd"/>
-      <w:r>
-        <w:rPr>
-          <w:sz w:val="28"/>
-          <w:szCs w:val="28"/>
-        </w:rPr>
-        <w:t>/</w:t>
-      </w:r>
-      <w:proofErr w:type="spellStart"/>
-      <w:r>
-        <w:rPr>
-          <w:sz w:val="28"/>
-          <w:szCs w:val="28"/>
-        </w:rPr>
         <w:t>chromium</w:t>
       </w:r>
       <w:proofErr w:type="spellEnd"/>
@@ -11941,21 +11342,12 @@
         <w:t xml:space="preserve"> </w:t>
       </w:r>
       <w:proofErr w:type="spellStart"/>
-      <w:proofErr w:type="gramStart"/>
-      <w:r>
-        <w:rPr>
-          <w:sz w:val="28"/>
-          <w:szCs w:val="28"/>
-        </w:rPr>
-        <w:t>org.chromium</w:t>
-      </w:r>
-      <w:proofErr w:type="gramEnd"/>
-      <w:r>
-        <w:rPr>
-          <w:sz w:val="28"/>
-          <w:szCs w:val="28"/>
-        </w:rPr>
-        <w:t>.Chromium|Exec</w:t>
+      <w:r>
+        <w:rPr>
+          <w:sz w:val="28"/>
+          <w:szCs w:val="28"/>
+        </w:rPr>
+        <w:t>org.chromium.Chromium|Exec</w:t>
       </w:r>
       <w:proofErr w:type="spellEnd"/>
       <w:r>
@@ -12187,23 +11579,7 @@
           <w:sz w:val="28"/>
           <w:szCs w:val="28"/>
         </w:rPr>
-        <w:t xml:space="preserve">      # También dejar una copia en ~</w:t>
-      </w:r>
-      <w:proofErr w:type="gramStart"/>
-      <w:r>
-        <w:rPr>
-          <w:sz w:val="28"/>
-          <w:szCs w:val="28"/>
-        </w:rPr>
-        <w:t>/.local</w:t>
-      </w:r>
-      <w:proofErr w:type="gramEnd"/>
-      <w:r>
-        <w:rPr>
-          <w:sz w:val="28"/>
-          <w:szCs w:val="28"/>
-        </w:rPr>
-        <w:t>/share/</w:t>
+        <w:t xml:space="preserve">      # También dejar una copia en ~/.local/share/</w:t>
       </w:r>
       <w:proofErr w:type="spellStart"/>
       <w:r>
@@ -12250,23 +11626,7 @@
           <w:sz w:val="28"/>
           <w:szCs w:val="28"/>
         </w:rPr>
-        <w:t xml:space="preserve"> -p ~</w:t>
-      </w:r>
-      <w:proofErr w:type="gramStart"/>
-      <w:r>
-        <w:rPr>
-          <w:sz w:val="28"/>
-          <w:szCs w:val="28"/>
-        </w:rPr>
-        <w:t>/.local</w:t>
-      </w:r>
-      <w:proofErr w:type="gramEnd"/>
-      <w:r>
-        <w:rPr>
-          <w:sz w:val="28"/>
-          <w:szCs w:val="28"/>
-        </w:rPr>
-        <w:t>/share/</w:t>
+        <w:t xml:space="preserve"> -p ~/.local/share/</w:t>
       </w:r>
       <w:proofErr w:type="spellStart"/>
       <w:r>
@@ -12306,23 +11666,7 @@
           <w:sz w:val="28"/>
           <w:szCs w:val="28"/>
         </w:rPr>
-        <w:t xml:space="preserve"> "$DESKTOP_DIR/${app}.desktop" ~</w:t>
-      </w:r>
-      <w:proofErr w:type="gramStart"/>
-      <w:r>
-        <w:rPr>
-          <w:sz w:val="28"/>
-          <w:szCs w:val="28"/>
-        </w:rPr>
-        <w:t>/.local</w:t>
-      </w:r>
-      <w:proofErr w:type="gramEnd"/>
-      <w:r>
-        <w:rPr>
-          <w:sz w:val="28"/>
-          <w:szCs w:val="28"/>
-        </w:rPr>
-        <w:t>/share/</w:t>
+        <w:t xml:space="preserve"> "$DESKTOP_DIR/${app}.desktop" ~/.local/share/</w:t>
       </w:r>
       <w:proofErr w:type="spellStart"/>
       <w:r>
@@ -12603,15 +11947,7 @@
           <w:sz w:val="28"/>
           <w:szCs w:val="28"/>
         </w:rPr>
-        <w:t xml:space="preserve"> ~</w:t>
-      </w:r>
-      <w:proofErr w:type="gramStart"/>
-      <w:r>
-        <w:rPr>
-          <w:sz w:val="28"/>
-          <w:szCs w:val="28"/>
-        </w:rPr>
-        <w:t>/.</w:t>
+        <w:t xml:space="preserve"> ~/.</w:t>
       </w:r>
       <w:proofErr w:type="spellStart"/>
       <w:r>
@@ -12622,7 +11958,6 @@
         <w:t>mozilla</w:t>
       </w:r>
       <w:proofErr w:type="spellEnd"/>
-      <w:proofErr w:type="gramEnd"/>
       <w:r>
         <w:rPr>
           <w:sz w:val="28"/>
@@ -12745,23 +12080,7 @@
           <w:sz w:val="28"/>
           <w:szCs w:val="28"/>
         </w:rPr>
-        <w:t xml:space="preserve"> para agilizar </w:t>
-      </w:r>
-      <w:proofErr w:type="gramStart"/>
-      <w:r>
-        <w:rPr>
-          <w:sz w:val="28"/>
-          <w:szCs w:val="28"/>
-        </w:rPr>
-        <w:t>videos !</w:t>
-      </w:r>
-      <w:proofErr w:type="gramEnd"/>
-      <w:r>
-        <w:rPr>
-          <w:sz w:val="28"/>
-          <w:szCs w:val="28"/>
-        </w:rPr>
-        <w:t xml:space="preserve"> </w:t>
+        <w:t xml:space="preserve"> para agilizar videos ! </w:t>
       </w:r>
     </w:p>
     <w:p>
@@ -12942,31 +12261,15 @@
           <w:sz w:val="28"/>
           <w:szCs w:val="28"/>
         </w:rPr>
-        <w:t>mastermac@mastermac-</w:t>
-      </w:r>
-      <w:proofErr w:type="gramStart"/>
-      <w:r>
-        <w:rPr>
-          <w:sz w:val="28"/>
-          <w:szCs w:val="28"/>
-        </w:rPr>
-        <w:t>iMac</w:t>
-      </w:r>
-      <w:proofErr w:type="spellEnd"/>
-      <w:r>
-        <w:rPr>
-          <w:sz w:val="28"/>
-          <w:szCs w:val="28"/>
-        </w:rPr>
-        <w:t>:~</w:t>
-      </w:r>
-      <w:proofErr w:type="gramEnd"/>
-      <w:r>
-        <w:rPr>
-          <w:sz w:val="28"/>
-          <w:szCs w:val="28"/>
-        </w:rPr>
-        <w:t xml:space="preserve">$ </w:t>
+        <w:t>mastermac@mastermac-iMac</w:t>
+      </w:r>
+      <w:proofErr w:type="spellEnd"/>
+      <w:r>
+        <w:rPr>
+          <w:sz w:val="28"/>
+          <w:szCs w:val="28"/>
+        </w:rPr>
+        <w:t xml:space="preserve">:~$ </w:t>
       </w:r>
     </w:p>
     <w:p>
@@ -12982,23 +12285,7 @@
           <w:szCs w:val="28"/>
         </w:rPr>
         <w:lastRenderedPageBreak/>
-        <w:t>cucurucho@cucurucho-945GZM-S</w:t>
-      </w:r>
-      <w:proofErr w:type="gramStart"/>
-      <w:r>
-        <w:rPr>
-          <w:sz w:val="28"/>
-          <w:szCs w:val="28"/>
-        </w:rPr>
-        <w:t>2:~</w:t>
-      </w:r>
-      <w:proofErr w:type="gramEnd"/>
-      <w:r>
-        <w:rPr>
-          <w:sz w:val="28"/>
-          <w:szCs w:val="28"/>
-        </w:rPr>
-        <w:t xml:space="preserve">$ </w:t>
+        <w:t xml:space="preserve">cucurucho@cucurucho-945GZM-S2:~$ </w:t>
       </w:r>
     </w:p>
     <w:p>
@@ -13695,30 +12982,14 @@
           <w:sz w:val="28"/>
           <w:szCs w:val="28"/>
         </w:rPr>
-        <w:t xml:space="preserve"> </w:t>
-      </w:r>
-      <w:proofErr w:type="gramStart"/>
-      <w:r>
-        <w:rPr>
-          <w:sz w:val="28"/>
-          <w:szCs w:val="28"/>
-        </w:rPr>
-        <w:t xml:space="preserve">   </w:t>
-      </w:r>
-      <w:r>
-        <w:rPr>
-          <w:sz w:val="28"/>
-          <w:szCs w:val="28"/>
-        </w:rPr>
-        <w:t>(</w:t>
-      </w:r>
-      <w:proofErr w:type="gramEnd"/>
-      <w:r>
-        <w:rPr>
-          <w:sz w:val="28"/>
-          <w:szCs w:val="28"/>
-        </w:rPr>
-        <w:t xml:space="preserve">reemplaza </w:t>
+        <w:t xml:space="preserve">    </w:t>
+      </w:r>
+      <w:r>
+        <w:rPr>
+          <w:sz w:val="28"/>
+          <w:szCs w:val="28"/>
+        </w:rPr>
+        <w:t xml:space="preserve">(reemplaza </w:t>
       </w:r>
       <w:proofErr w:type="spellStart"/>
       <w:r>
@@ -14488,139 +13759,137 @@
         <w:t xml:space="preserve"> </w:t>
       </w:r>
       <w:proofErr w:type="spellStart"/>
-      <w:proofErr w:type="gramStart"/>
       <w:r>
         <w:rPr>
           <w:sz w:val="32"/>
           <w:szCs w:val="32"/>
           <w:lang w:val="en-US"/>
         </w:rPr>
-        <w:t>org.chromium</w:t>
-      </w:r>
-      <w:proofErr w:type="gramEnd"/>
-      <w:r>
+        <w:t>org.chromium.Chromium</w:t>
+      </w:r>
+      <w:proofErr w:type="spellEnd"/>
+    </w:p>
+    <w:p>
+      <w:pPr>
         <w:rPr>
           <w:sz w:val="32"/>
           <w:szCs w:val="32"/>
           <w:lang w:val="en-US"/>
         </w:rPr>
-        <w:t>.Chromium</w:t>
-      </w:r>
-      <w:proofErr w:type="spellEnd"/>
-    </w:p>
-    <w:p>
-      <w:pPr>
+      </w:pPr>
+      <w:proofErr w:type="spellStart"/>
+      <w:r>
         <w:rPr>
           <w:sz w:val="32"/>
           <w:szCs w:val="32"/>
           <w:lang w:val="en-US"/>
         </w:rPr>
-      </w:pPr>
-      <w:proofErr w:type="spellStart"/>
+        <w:t>flatpak</w:t>
+      </w:r>
+      <w:proofErr w:type="spellEnd"/>
       <w:r>
         <w:rPr>
           <w:sz w:val="32"/>
           <w:szCs w:val="32"/>
           <w:lang w:val="en-US"/>
         </w:rPr>
-        <w:t>flatpak</w:t>
-      </w:r>
-      <w:proofErr w:type="spellEnd"/>
+        <w:t xml:space="preserve"> install </w:t>
+      </w:r>
       <w:r>
         <w:rPr>
           <w:sz w:val="32"/>
           <w:szCs w:val="32"/>
-          <w:lang w:val="en-US"/>
-        </w:rPr>
-        <w:t xml:space="preserve"> install </w:t>
+        </w:rPr>
+        <w:t>-y</w:t>
       </w:r>
       <w:r>
         <w:rPr>
           <w:sz w:val="32"/>
           <w:szCs w:val="32"/>
-        </w:rPr>
-        <w:t>-y</w:t>
-      </w:r>
+          <w:lang w:val="en-US"/>
+        </w:rPr>
+        <w:t xml:space="preserve"> </w:t>
+      </w:r>
+      <w:proofErr w:type="spellStart"/>
       <w:r>
         <w:rPr>
           <w:sz w:val="32"/>
           <w:szCs w:val="32"/>
           <w:lang w:val="en-US"/>
         </w:rPr>
-        <w:t xml:space="preserve"> </w:t>
-      </w:r>
-      <w:proofErr w:type="spellStart"/>
+        <w:t>flathub</w:t>
+      </w:r>
+      <w:proofErr w:type="spellEnd"/>
       <w:r>
         <w:rPr>
           <w:sz w:val="32"/>
           <w:szCs w:val="32"/>
           <w:lang w:val="en-US"/>
         </w:rPr>
-        <w:t>flathub</w:t>
-      </w:r>
-      <w:proofErr w:type="spellEnd"/>
+        <w:t xml:space="preserve"> </w:t>
+      </w:r>
+      <w:proofErr w:type="spellStart"/>
       <w:r>
         <w:rPr>
           <w:sz w:val="32"/>
           <w:szCs w:val="32"/>
           <w:lang w:val="en-US"/>
         </w:rPr>
-        <w:t xml:space="preserve"> </w:t>
-      </w:r>
-      <w:proofErr w:type="spellStart"/>
-      <w:proofErr w:type="gramStart"/>
-      <w:r>
+        <w:t>io.github.mimbrero.WhatsAppDesktop</w:t>
+      </w:r>
+      <w:proofErr w:type="spellEnd"/>
+    </w:p>
+    <w:p>
+      <w:pPr>
         <w:rPr>
           <w:sz w:val="32"/>
           <w:szCs w:val="32"/>
           <w:lang w:val="en-US"/>
         </w:rPr>
-        <w:t>io.github</w:t>
-      </w:r>
-      <w:proofErr w:type="gramEnd"/>
+      </w:pPr>
+      <w:proofErr w:type="spellStart"/>
       <w:r>
         <w:rPr>
           <w:sz w:val="32"/>
           <w:szCs w:val="32"/>
           <w:lang w:val="en-US"/>
         </w:rPr>
-        <w:t>.mimbrero.WhatsAppDesktop</w:t>
-      </w:r>
-      <w:proofErr w:type="spellEnd"/>
-    </w:p>
-    <w:p>
-      <w:pPr>
+        <w:t>flatpak</w:t>
+      </w:r>
+      <w:proofErr w:type="spellEnd"/>
+      <w:r>
         <w:rPr>
           <w:sz w:val="32"/>
           <w:szCs w:val="32"/>
           <w:lang w:val="en-US"/>
         </w:rPr>
-      </w:pPr>
-      <w:proofErr w:type="spellStart"/>
+        <w:t xml:space="preserve"> install </w:t>
+      </w:r>
       <w:r>
         <w:rPr>
           <w:sz w:val="32"/>
           <w:szCs w:val="32"/>
-          <w:lang w:val="en-US"/>
-        </w:rPr>
-        <w:t>flatpak</w:t>
-      </w:r>
-      <w:proofErr w:type="spellEnd"/>
+        </w:rPr>
+        <w:t>-y</w:t>
+      </w:r>
       <w:r>
         <w:rPr>
           <w:sz w:val="32"/>
           <w:szCs w:val="32"/>
           <w:lang w:val="en-US"/>
         </w:rPr>
-        <w:t xml:space="preserve"> install </w:t>
-      </w:r>
+        <w:t xml:space="preserve"> </w:t>
+      </w:r>
+      <w:proofErr w:type="spellStart"/>
       <w:r>
         <w:rPr>
           <w:sz w:val="32"/>
           <w:szCs w:val="32"/>
-        </w:rPr>
-        <w:t>-y</w:t>
-      </w:r>
+          <w:lang w:val="en-US"/>
+        </w:rPr>
+        <w:t>flathub</w:t>
+      </w:r>
+      <w:proofErr w:type="spellEnd"/>
       <w:r>
         <w:rPr>
           <w:sz w:val="32"/>
@@ -14636,35 +13905,7 @@
           <w:szCs w:val="32"/>
           <w:lang w:val="en-US"/>
         </w:rPr>
-        <w:t>flathub</w:t>
-      </w:r>
-      <w:proofErr w:type="spellEnd"/>
-      <w:r>
-        <w:rPr>
-          <w:sz w:val="32"/>
-          <w:szCs w:val="32"/>
-          <w:lang w:val="en-US"/>
-        </w:rPr>
-        <w:t xml:space="preserve"> </w:t>
-      </w:r>
-      <w:proofErr w:type="spellStart"/>
-      <w:proofErr w:type="gramStart"/>
-      <w:r>
-        <w:rPr>
-          <w:sz w:val="32"/>
-          <w:szCs w:val="32"/>
-          <w:lang w:val="en-US"/>
-        </w:rPr>
-        <w:t>us.zoom</w:t>
-      </w:r>
-      <w:proofErr w:type="gramEnd"/>
-      <w:r>
-        <w:rPr>
-          <w:sz w:val="32"/>
-          <w:szCs w:val="32"/>
-          <w:lang w:val="en-US"/>
-        </w:rPr>
-        <w:t>.Zoom</w:t>
+        <w:t>us.zoom.Zoom</w:t>
       </w:r>
       <w:proofErr w:type="spellEnd"/>
       <w:r>
@@ -14813,7 +14054,6 @@
         <w:t xml:space="preserve"> </w:t>
       </w:r>
       <w:proofErr w:type="spellStart"/>
-      <w:proofErr w:type="gramStart"/>
       <w:r>
         <w:rPr>
           <w:color w:val="FF0000"/>
@@ -14821,133 +14061,131 @@
           <w:szCs w:val="32"/>
           <w:lang w:val="en-US"/>
         </w:rPr>
-        <w:t>com.rustdesk</w:t>
-      </w:r>
-      <w:proofErr w:type="gramEnd"/>
-      <w:r>
-        <w:rPr>
-          <w:color w:val="FF0000"/>
+        <w:t>com.rustdesk.RustDesk</w:t>
+      </w:r>
+      <w:proofErr w:type="spellEnd"/>
+    </w:p>
+    <w:p>
+      <w:pPr>
+        <w:rPr>
           <w:sz w:val="32"/>
           <w:szCs w:val="32"/>
           <w:lang w:val="en-US"/>
         </w:rPr>
-        <w:t>.RustDesk</w:t>
-      </w:r>
-      <w:proofErr w:type="spellEnd"/>
-    </w:p>
-    <w:p>
-      <w:pPr>
+      </w:pPr>
+      <w:proofErr w:type="spellStart"/>
+      <w:r>
         <w:rPr>
           <w:sz w:val="32"/>
           <w:szCs w:val="32"/>
           <w:lang w:val="en-US"/>
         </w:rPr>
-      </w:pPr>
-      <w:proofErr w:type="spellStart"/>
+        <w:t>flatpak</w:t>
+      </w:r>
+      <w:proofErr w:type="spellEnd"/>
       <w:r>
         <w:rPr>
           <w:sz w:val="32"/>
           <w:szCs w:val="32"/>
           <w:lang w:val="en-US"/>
         </w:rPr>
-        <w:t>flatpak</w:t>
-      </w:r>
-      <w:proofErr w:type="spellEnd"/>
+        <w:t xml:space="preserve"> install </w:t>
+      </w:r>
       <w:r>
         <w:rPr>
           <w:sz w:val="32"/>
           <w:szCs w:val="32"/>
-          <w:lang w:val="en-US"/>
-        </w:rPr>
-        <w:t xml:space="preserve"> install </w:t>
+        </w:rPr>
+        <w:t>-y</w:t>
       </w:r>
       <w:r>
         <w:rPr>
           <w:sz w:val="32"/>
           <w:szCs w:val="32"/>
-        </w:rPr>
-        <w:t>-y</w:t>
-      </w:r>
+          <w:lang w:val="en-US"/>
+        </w:rPr>
+        <w:t xml:space="preserve"> </w:t>
+      </w:r>
+      <w:proofErr w:type="spellStart"/>
       <w:r>
         <w:rPr>
           <w:sz w:val="32"/>
           <w:szCs w:val="32"/>
           <w:lang w:val="en-US"/>
         </w:rPr>
-        <w:t xml:space="preserve"> </w:t>
-      </w:r>
-      <w:proofErr w:type="spellStart"/>
+        <w:t>flathub</w:t>
+      </w:r>
+      <w:proofErr w:type="spellEnd"/>
       <w:r>
         <w:rPr>
           <w:sz w:val="32"/>
           <w:szCs w:val="32"/>
           <w:lang w:val="en-US"/>
         </w:rPr>
-        <w:t>flathub</w:t>
-      </w:r>
-      <w:proofErr w:type="spellEnd"/>
+        <w:t xml:space="preserve"> </w:t>
+      </w:r>
+      <w:proofErr w:type="spellStart"/>
       <w:r>
         <w:rPr>
           <w:sz w:val="32"/>
           <w:szCs w:val="32"/>
           <w:lang w:val="en-US"/>
         </w:rPr>
-        <w:t xml:space="preserve"> </w:t>
-      </w:r>
-      <w:proofErr w:type="spellStart"/>
-      <w:proofErr w:type="gramStart"/>
-      <w:r>
+        <w:t>io.github.webcamoid.Webcamoid</w:t>
+      </w:r>
+      <w:proofErr w:type="spellEnd"/>
+    </w:p>
+    <w:p>
+      <w:pPr>
         <w:rPr>
           <w:sz w:val="32"/>
           <w:szCs w:val="32"/>
           <w:lang w:val="en-US"/>
         </w:rPr>
-        <w:t>io.github</w:t>
-      </w:r>
-      <w:proofErr w:type="gramEnd"/>
+      </w:pPr>
+      <w:proofErr w:type="spellStart"/>
       <w:r>
         <w:rPr>
           <w:sz w:val="32"/>
           <w:szCs w:val="32"/>
           <w:lang w:val="en-US"/>
         </w:rPr>
-        <w:t>.webcamoid.Webcamoid</w:t>
-      </w:r>
-      <w:proofErr w:type="spellEnd"/>
-    </w:p>
-    <w:p>
-      <w:pPr>
+        <w:t>flatpak</w:t>
+      </w:r>
+      <w:proofErr w:type="spellEnd"/>
+      <w:r>
         <w:rPr>
           <w:sz w:val="32"/>
           <w:szCs w:val="32"/>
           <w:lang w:val="en-US"/>
         </w:rPr>
-      </w:pPr>
-      <w:proofErr w:type="spellStart"/>
+        <w:t xml:space="preserve"> install </w:t>
+      </w:r>
       <w:r>
         <w:rPr>
           <w:sz w:val="32"/>
           <w:szCs w:val="32"/>
-          <w:lang w:val="en-US"/>
-        </w:rPr>
-        <w:t>flatpak</w:t>
-      </w:r>
-      <w:proofErr w:type="spellEnd"/>
+        </w:rPr>
+        <w:t>-y</w:t>
+      </w:r>
       <w:r>
         <w:rPr>
           <w:sz w:val="32"/>
           <w:szCs w:val="32"/>
           <w:lang w:val="en-US"/>
         </w:rPr>
-        <w:t xml:space="preserve"> install </w:t>
-      </w:r>
+        <w:t xml:space="preserve"> </w:t>
+      </w:r>
+      <w:proofErr w:type="spellStart"/>
       <w:r>
         <w:rPr>
           <w:sz w:val="32"/>
           <w:szCs w:val="32"/>
-        </w:rPr>
-        <w:t>-y</w:t>
-      </w:r>
+          <w:lang w:val="en-US"/>
+        </w:rPr>
+        <w:t>flathub</w:t>
+      </w:r>
+      <w:proofErr w:type="spellEnd"/>
       <w:r>
         <w:rPr>
           <w:sz w:val="32"/>
@@ -14963,7 +14201,7 @@
           <w:szCs w:val="32"/>
           <w:lang w:val="en-US"/>
         </w:rPr>
-        <w:t>flathub</w:t>
+        <w:t>nz.mega.MEGAsync</w:t>
       </w:r>
       <w:proofErr w:type="spellEnd"/>
       <w:r>
@@ -14972,26 +14210,25 @@
           <w:szCs w:val="32"/>
           <w:lang w:val="en-US"/>
         </w:rPr>
-        <w:t xml:space="preserve"> </w:t>
-      </w:r>
-      <w:proofErr w:type="spellStart"/>
-      <w:proofErr w:type="gramStart"/>
-      <w:r>
+        <w:t> </w:t>
+      </w:r>
+    </w:p>
+    <w:p>
+      <w:pPr>
         <w:rPr>
           <w:sz w:val="32"/>
           <w:szCs w:val="32"/>
           <w:lang w:val="en-US"/>
         </w:rPr>
-        <w:t>nz.mega</w:t>
-      </w:r>
-      <w:proofErr w:type="gramEnd"/>
+      </w:pPr>
+      <w:proofErr w:type="spellStart"/>
       <w:r>
         <w:rPr>
           <w:sz w:val="32"/>
           <w:szCs w:val="32"/>
           <w:lang w:val="en-US"/>
         </w:rPr>
-        <w:t>.MEGAsync</w:t>
+        <w:t>flatpak</w:t>
       </w:r>
       <w:proofErr w:type="spellEnd"/>
       <w:r>
@@ -15000,86 +14237,49 @@
           <w:szCs w:val="32"/>
           <w:lang w:val="en-US"/>
         </w:rPr>
-        <w:t> </w:t>
-      </w:r>
-    </w:p>
-    <w:p>
-      <w:pPr>
+        <w:t xml:space="preserve"> install </w:t>
+      </w:r>
+      <w:r>
         <w:rPr>
           <w:sz w:val="32"/>
           <w:szCs w:val="32"/>
-          <w:lang w:val="en-US"/>
-        </w:rPr>
-      </w:pPr>
-      <w:proofErr w:type="spellStart"/>
+        </w:rPr>
+        <w:t>-y</w:t>
+      </w:r>
       <w:r>
         <w:rPr>
           <w:sz w:val="32"/>
           <w:szCs w:val="32"/>
           <w:lang w:val="en-US"/>
         </w:rPr>
-        <w:t>flatpak</w:t>
-      </w:r>
-      <w:proofErr w:type="spellEnd"/>
+        <w:t xml:space="preserve"> </w:t>
+      </w:r>
+      <w:proofErr w:type="spellStart"/>
       <w:r>
         <w:rPr>
           <w:sz w:val="32"/>
           <w:szCs w:val="32"/>
           <w:lang w:val="en-US"/>
         </w:rPr>
-        <w:t xml:space="preserve"> install </w:t>
-      </w:r>
+        <w:t>flathub</w:t>
+      </w:r>
+      <w:proofErr w:type="spellEnd"/>
       <w:r>
         <w:rPr>
           <w:sz w:val="32"/>
           <w:szCs w:val="32"/>
-        </w:rPr>
-        <w:t>-y</w:t>
-      </w:r>
+          <w:lang w:val="en-US"/>
+        </w:rPr>
+        <w:t xml:space="preserve"> </w:t>
+      </w:r>
+      <w:proofErr w:type="spellStart"/>
       <w:r>
         <w:rPr>
           <w:sz w:val="32"/>
           <w:szCs w:val="32"/>
           <w:lang w:val="en-US"/>
         </w:rPr>
-        <w:t xml:space="preserve"> </w:t>
-      </w:r>
-      <w:proofErr w:type="spellStart"/>
-      <w:r>
-        <w:rPr>
-          <w:sz w:val="32"/>
-          <w:szCs w:val="32"/>
-          <w:lang w:val="en-US"/>
-        </w:rPr>
-        <w:t>flathub</w:t>
-      </w:r>
-      <w:proofErr w:type="spellEnd"/>
-      <w:r>
-        <w:rPr>
-          <w:sz w:val="32"/>
-          <w:szCs w:val="32"/>
-          <w:lang w:val="en-US"/>
-        </w:rPr>
-        <w:t xml:space="preserve"> </w:t>
-      </w:r>
-      <w:proofErr w:type="spellStart"/>
-      <w:proofErr w:type="gramStart"/>
-      <w:r>
-        <w:rPr>
-          <w:sz w:val="32"/>
-          <w:szCs w:val="32"/>
-          <w:lang w:val="en-US"/>
-        </w:rPr>
-        <w:t>org.speed</w:t>
-      </w:r>
-      <w:proofErr w:type="gramEnd"/>
-      <w:r>
-        <w:rPr>
-          <w:sz w:val="32"/>
-          <w:szCs w:val="32"/>
-          <w:lang w:val="en-US"/>
-        </w:rPr>
-        <w:t>_dreams.SpeedDreams</w:t>
+        <w:t>org.speed_dreams.SpeedDreams</w:t>
       </w:r>
       <w:proofErr w:type="spellEnd"/>
     </w:p>
@@ -15645,18 +14845,8 @@
           <w:szCs w:val="26"/>
           <w:lang w:val="en-US"/>
         </w:rPr>
-        <w:t xml:space="preserve"> Notepad+</w:t>
-      </w:r>
-      <w:proofErr w:type="gramStart"/>
-      <w:r>
-        <w:rPr>
-          <w:sz w:val="26"/>
-          <w:szCs w:val="26"/>
-          <w:lang w:val="en-US"/>
-        </w:rPr>
-        <w:t>+ !!</w:t>
-      </w:r>
-      <w:proofErr w:type="gramEnd"/>
+        <w:t xml:space="preserve"> Notepad++ !!</w:t>
+      </w:r>
     </w:p>
     <w:p>
       <w:pPr>
@@ -15851,23 +15041,7 @@
           <w:sz w:val="32"/>
           <w:szCs w:val="32"/>
         </w:rPr>
-        <w:t xml:space="preserve"> </w:t>
-      </w:r>
-      <w:proofErr w:type="gramStart"/>
-      <w:r>
-        <w:rPr>
-          <w:sz w:val="32"/>
-          <w:szCs w:val="32"/>
-        </w:rPr>
-        <w:t xml:space="preserve">   (</w:t>
-      </w:r>
-      <w:proofErr w:type="gramEnd"/>
-      <w:r>
-        <w:rPr>
-          <w:sz w:val="32"/>
-          <w:szCs w:val="32"/>
-        </w:rPr>
-        <w:t xml:space="preserve">muestra </w:t>
+        <w:t xml:space="preserve">    (muestra </w:t>
       </w:r>
       <w:proofErr w:type="spellStart"/>
       <w:r>
@@ -16045,7 +15219,6 @@
         </w:rPr>
         <w:t xml:space="preserve">preferencias / </w:t>
       </w:r>
-      <w:proofErr w:type="gramStart"/>
       <w:r>
         <w:rPr>
           <w:sz w:val="32"/>
@@ -16058,15 +15231,7 @@
           <w:sz w:val="32"/>
           <w:szCs w:val="32"/>
         </w:rPr>
-        <w:t xml:space="preserve"> /</w:t>
-      </w:r>
-      <w:proofErr w:type="gramEnd"/>
-      <w:r>
-        <w:rPr>
-          <w:sz w:val="32"/>
-          <w:szCs w:val="32"/>
-        </w:rPr>
-        <w:t xml:space="preserve"> </w:t>
+        <w:t xml:space="preserve"> / </w:t>
       </w:r>
       <w:r>
         <w:rPr>
@@ -16098,25 +15263,7 @@
           <w:szCs w:val="32"/>
           <w:lang w:val="es-ES"/>
         </w:rPr>
-        <w:t xml:space="preserve">uración + Equipo + Carpeta personal + </w:t>
-      </w:r>
-      <w:proofErr w:type="gramStart"/>
-      <w:r>
-        <w:rPr>
-          <w:sz w:val="32"/>
-          <w:szCs w:val="32"/>
-          <w:lang w:val="es-ES"/>
-        </w:rPr>
-        <w:t>Papelera )</w:t>
-      </w:r>
-      <w:proofErr w:type="gramEnd"/>
-      <w:r>
-        <w:rPr>
-          <w:sz w:val="32"/>
-          <w:szCs w:val="32"/>
-          <w:lang w:val="es-ES"/>
-        </w:rPr>
-        <w:t xml:space="preserve"> </w:t>
+        <w:t xml:space="preserve">uración + Equipo + Carpeta personal + Papelera ) </w:t>
       </w:r>
     </w:p>
     <w:p>
@@ -16736,7 +15883,6 @@
         <w:t>/</w:t>
       </w:r>
       <w:proofErr w:type="spellStart"/>
-      <w:proofErr w:type="gramStart"/>
       <w:r>
         <w:rPr>
           <w:rStyle w:val="CdigoHTML"/>
@@ -16747,7 +15893,6 @@
         <w:t>cron.d</w:t>
       </w:r>
       <w:proofErr w:type="spellEnd"/>
-      <w:proofErr w:type="gramEnd"/>
       <w:r>
         <w:rPr>
           <w:rStyle w:val="CdigoHTML"/>
@@ -17606,10 +16751,12 @@
           <w:szCs w:val="30"/>
           <w:u w:val="single"/>
         </w:rPr>
-        <w:t xml:space="preserve"> – </w:t>
-      </w:r>
-      <w:proofErr w:type="gramStart"/>
-      <w:r>
+        <w:t xml:space="preserve"> – ASCCI  _ alt+95</w:t>
+      </w:r>
+    </w:p>
+    <w:p>
+      <w:pPr>
+        <w:spacing w:after="0"/>
         <w:rPr>
           <w:b/>
           <w:bCs/>
@@ -17619,9 +16766,7 @@
           <w:szCs w:val="30"/>
           <w:u w:val="single"/>
         </w:rPr>
-        <w:t>ASCCI  _</w:t>
-      </w:r>
-      <w:proofErr w:type="gramEnd"/>
+      </w:pPr>
       <w:r>
         <w:rPr>
           <w:b/>
@@ -17632,12 +16777,10 @@
           <w:szCs w:val="30"/>
           <w:u w:val="single"/>
         </w:rPr>
-        <w:t xml:space="preserve"> alt+95</w:t>
-      </w:r>
-    </w:p>
-    <w:p>
-      <w:pPr>
-        <w:spacing w:after="0"/>
+        <w:t xml:space="preserve">Primeros pasos en </w:t>
+      </w:r>
+      <w:proofErr w:type="spellStart"/>
+      <w:r>
         <w:rPr>
           <w:b/>
           <w:bCs/>
@@ -17647,7 +16790,9 @@
           <w:szCs w:val="30"/>
           <w:u w:val="single"/>
         </w:rPr>
-      </w:pPr>
+        <w:t>MaBox</w:t>
+      </w:r>
+      <w:proofErr w:type="spellEnd"/>
       <w:r>
         <w:rPr>
           <w:b/>
@@ -17658,9 +16803,8 @@
           <w:szCs w:val="30"/>
           <w:u w:val="single"/>
         </w:rPr>
-        <w:t xml:space="preserve">Primeros pasos en </w:t>
-      </w:r>
-      <w:proofErr w:type="spellStart"/>
+        <w:t>:</w:t>
+      </w:r>
       <w:r>
         <w:rPr>
           <w:b/>
@@ -17671,360 +16815,319 @@
           <w:szCs w:val="30"/>
           <w:u w:val="single"/>
         </w:rPr>
-        <w:t>MaBox</w:t>
-      </w:r>
-      <w:proofErr w:type="spellEnd"/>
+        <w:t xml:space="preserve"> 1x 1</w:t>
+      </w:r>
+    </w:p>
+    <w:p>
+      <w:pPr>
+        <w:spacing w:after="0"/>
+        <w:rPr>
+          <w:sz w:val="30"/>
+          <w:szCs w:val="30"/>
+        </w:rPr>
+      </w:pPr>
+      <w:r>
+        <w:rPr>
+          <w:sz w:val="30"/>
+          <w:szCs w:val="30"/>
+        </w:rPr>
+        <w:t xml:space="preserve">sudo </w:t>
+      </w:r>
+      <w:proofErr w:type="spellStart"/>
+      <w:r>
+        <w:rPr>
+          <w:sz w:val="30"/>
+          <w:szCs w:val="30"/>
+        </w:rPr>
+        <w:t>pacman</w:t>
+      </w:r>
+      <w:proofErr w:type="spellEnd"/>
+      <w:r>
+        <w:rPr>
+          <w:sz w:val="30"/>
+          <w:szCs w:val="30"/>
+        </w:rPr>
+        <w:t xml:space="preserve"> -</w:t>
+      </w:r>
+      <w:proofErr w:type="spellStart"/>
+      <w:r>
+        <w:rPr>
+          <w:sz w:val="30"/>
+          <w:szCs w:val="30"/>
+        </w:rPr>
+        <w:t>Sy</w:t>
+      </w:r>
+      <w:proofErr w:type="spellEnd"/>
+      <w:r>
+        <w:rPr>
+          <w:sz w:val="30"/>
+          <w:szCs w:val="30"/>
+        </w:rPr>
+        <w:t xml:space="preserve"> </w:t>
+      </w:r>
+      <w:proofErr w:type="spellStart"/>
+      <w:r>
+        <w:rPr>
+          <w:sz w:val="30"/>
+          <w:szCs w:val="30"/>
+        </w:rPr>
+        <w:t>archlinux-keyring</w:t>
+      </w:r>
+      <w:proofErr w:type="spellEnd"/>
+      <w:r>
+        <w:rPr>
+          <w:sz w:val="30"/>
+          <w:szCs w:val="30"/>
+        </w:rPr>
+        <w:t xml:space="preserve"> </w:t>
+      </w:r>
+      <w:proofErr w:type="spellStart"/>
+      <w:r>
+        <w:rPr>
+          <w:sz w:val="30"/>
+          <w:szCs w:val="30"/>
+        </w:rPr>
+        <w:t>manjaro-keyring</w:t>
+      </w:r>
+      <w:proofErr w:type="spellEnd"/>
+    </w:p>
+    <w:p>
+      <w:pPr>
+        <w:spacing w:after="0"/>
+        <w:rPr>
+          <w:sz w:val="30"/>
+          <w:szCs w:val="30"/>
+        </w:rPr>
+      </w:pPr>
+      <w:r>
+        <w:rPr>
+          <w:sz w:val="30"/>
+          <w:szCs w:val="30"/>
+        </w:rPr>
+        <w:t xml:space="preserve">sudo </w:t>
+      </w:r>
+      <w:proofErr w:type="spellStart"/>
+      <w:r>
+        <w:rPr>
+          <w:sz w:val="30"/>
+          <w:szCs w:val="30"/>
+        </w:rPr>
+        <w:t>pacman</w:t>
+      </w:r>
+      <w:proofErr w:type="spellEnd"/>
+      <w:r>
+        <w:rPr>
+          <w:sz w:val="30"/>
+          <w:szCs w:val="30"/>
+        </w:rPr>
+        <w:t xml:space="preserve"> -</w:t>
+      </w:r>
+      <w:proofErr w:type="spellStart"/>
+      <w:r>
+        <w:rPr>
+          <w:sz w:val="30"/>
+          <w:szCs w:val="30"/>
+        </w:rPr>
+        <w:t>Syu</w:t>
+      </w:r>
+      <w:proofErr w:type="spellEnd"/>
+    </w:p>
+    <w:p>
+      <w:pPr>
+        <w:spacing w:after="0"/>
+        <w:rPr>
+          <w:sz w:val="30"/>
+          <w:szCs w:val="30"/>
+        </w:rPr>
+      </w:pPr>
+      <w:r>
+        <w:rPr>
+          <w:sz w:val="30"/>
+          <w:szCs w:val="30"/>
+        </w:rPr>
+        <w:t xml:space="preserve">Barra invertida: Alt GR + ? (a la derecha del 0) </w:t>
+      </w:r>
+    </w:p>
+    <w:p>
+      <w:pPr>
+        <w:spacing w:after="0"/>
+        <w:rPr>
+          <w:sz w:val="30"/>
+          <w:szCs w:val="30"/>
+        </w:rPr>
+      </w:pPr>
+      <w:r>
+        <w:rPr>
+          <w:sz w:val="30"/>
+          <w:szCs w:val="30"/>
+        </w:rPr>
+        <w:t xml:space="preserve">sudo </w:t>
+      </w:r>
+      <w:proofErr w:type="spellStart"/>
+      <w:r>
+        <w:rPr>
+          <w:sz w:val="30"/>
+          <w:szCs w:val="30"/>
+        </w:rPr>
+        <w:t>pacman</w:t>
+      </w:r>
+      <w:proofErr w:type="spellEnd"/>
+      <w:r>
+        <w:rPr>
+          <w:sz w:val="30"/>
+          <w:szCs w:val="30"/>
+        </w:rPr>
+        <w:t xml:space="preserve"> -S --</w:t>
+      </w:r>
+      <w:proofErr w:type="spellStart"/>
+      <w:r>
+        <w:rPr>
+          <w:sz w:val="30"/>
+          <w:szCs w:val="30"/>
+        </w:rPr>
+        <w:t>noconfirm</w:t>
+      </w:r>
+      <w:proofErr w:type="spellEnd"/>
+      <w:r>
+        <w:rPr>
+          <w:sz w:val="30"/>
+          <w:szCs w:val="30"/>
+        </w:rPr>
+        <w:t xml:space="preserve"> </w:t>
+      </w:r>
+      <w:proofErr w:type="spellStart"/>
+      <w:r>
+        <w:rPr>
+          <w:sz w:val="30"/>
+          <w:szCs w:val="30"/>
+        </w:rPr>
+        <w:t>kdeconnect</w:t>
+      </w:r>
+      <w:proofErr w:type="spellEnd"/>
+      <w:r>
+        <w:rPr>
+          <w:sz w:val="30"/>
+          <w:szCs w:val="30"/>
+        </w:rPr>
+        <w:t xml:space="preserve"> &amp;&amp; </w:t>
+      </w:r>
+      <w:proofErr w:type="spellStart"/>
+      <w:r>
+        <w:rPr>
+          <w:sz w:val="30"/>
+          <w:szCs w:val="30"/>
+        </w:rPr>
+        <w:t>kdeconnect-indicator</w:t>
+      </w:r>
+      <w:proofErr w:type="spellEnd"/>
+      <w:r>
+        <w:rPr>
+          <w:sz w:val="30"/>
+          <w:szCs w:val="30"/>
+        </w:rPr>
+        <w:t xml:space="preserve"> &amp;</w:t>
+      </w:r>
+    </w:p>
+    <w:p>
+      <w:pPr>
+        <w:spacing w:after="0"/>
+        <w:rPr>
+          <w:sz w:val="30"/>
+          <w:szCs w:val="30"/>
+        </w:rPr>
+      </w:pPr>
+      <w:r>
+        <w:rPr>
+          <w:sz w:val="30"/>
+          <w:szCs w:val="30"/>
+        </w:rPr>
+        <w:t>cuando &amp;&amp; trae problemas de sudo con la contraseña presionar:</w:t>
+      </w:r>
+    </w:p>
+    <w:p>
+      <w:pPr>
+        <w:spacing w:after="0"/>
+        <w:rPr>
+          <w:sz w:val="30"/>
+          <w:szCs w:val="30"/>
+        </w:rPr>
+      </w:pPr>
+      <w:r>
+        <w:rPr>
+          <w:sz w:val="30"/>
+          <w:szCs w:val="30"/>
+        </w:rPr>
+        <w:t>sudo -v</w:t>
+      </w:r>
+    </w:p>
+    <w:p>
+      <w:pPr>
+        <w:spacing w:after="0"/>
+        <w:rPr>
+          <w:sz w:val="30"/>
+          <w:szCs w:val="30"/>
+        </w:rPr>
+      </w:pPr>
+      <w:r>
+        <w:rPr>
+          <w:sz w:val="30"/>
+          <w:szCs w:val="30"/>
+        </w:rPr>
+        <w:t xml:space="preserve">Autorizado y ejecución funcionan igual en cualquier distro Linux: </w:t>
+      </w:r>
+    </w:p>
+    <w:p>
+      <w:pPr>
+        <w:rPr>
+          <w:sz w:val="28"/>
+          <w:szCs w:val="28"/>
+        </w:rPr>
+      </w:pPr>
+      <w:proofErr w:type="spellStart"/>
+      <w:r>
+        <w:rPr>
+          <w:sz w:val="28"/>
+          <w:szCs w:val="28"/>
+        </w:rPr>
+        <w:t>chmod</w:t>
+      </w:r>
+      <w:proofErr w:type="spellEnd"/>
+      <w:r>
+        <w:rPr>
+          <w:sz w:val="28"/>
+          <w:szCs w:val="28"/>
+        </w:rPr>
+        <w:t xml:space="preserve"> +x ~/Documentos/Automatico/InstallAppsAutomatico-</w:t>
+      </w:r>
+      <w:r>
+        <w:rPr>
+          <w:sz w:val="28"/>
+          <w:szCs w:val="28"/>
+        </w:rPr>
+        <w:t>Mabo</w:t>
+      </w:r>
+      <w:r>
+        <w:rPr>
+          <w:sz w:val="28"/>
+          <w:szCs w:val="28"/>
+        </w:rPr>
+        <w:t>x.sh</w:t>
+      </w:r>
+    </w:p>
+    <w:p>
+      <w:pPr>
+        <w:spacing w:after="0"/>
+        <w:rPr>
+          <w:sz w:val="36"/>
+          <w:szCs w:val="36"/>
+        </w:rPr>
+      </w:pPr>
       <w:r>
         <w:rPr>
           <w:b/>
           <w:bCs/>
           <w:i/>
           <w:iCs/>
-          <w:sz w:val="30"/>
-          <w:szCs w:val="30"/>
-          <w:u w:val="single"/>
-        </w:rPr>
-        <w:t>:</w:t>
-      </w:r>
-      <w:r>
-        <w:rPr>
-          <w:b/>
-          <w:bCs/>
-          <w:i/>
-          <w:iCs/>
-          <w:sz w:val="30"/>
-          <w:szCs w:val="30"/>
-          <w:u w:val="single"/>
-        </w:rPr>
-        <w:t xml:space="preserve"> 1x 1</w:t>
-      </w:r>
-    </w:p>
-    <w:p>
-      <w:pPr>
-        <w:spacing w:after="0"/>
-        <w:rPr>
-          <w:sz w:val="30"/>
-          <w:szCs w:val="30"/>
-        </w:rPr>
-      </w:pPr>
-      <w:r>
-        <w:rPr>
-          <w:sz w:val="30"/>
-          <w:szCs w:val="30"/>
-        </w:rPr>
-        <w:t xml:space="preserve">sudo </w:t>
-      </w:r>
-      <w:proofErr w:type="spellStart"/>
-      <w:r>
-        <w:rPr>
-          <w:sz w:val="30"/>
-          <w:szCs w:val="30"/>
-        </w:rPr>
-        <w:t>pacman</w:t>
-      </w:r>
-      <w:proofErr w:type="spellEnd"/>
-      <w:r>
-        <w:rPr>
-          <w:sz w:val="30"/>
-          <w:szCs w:val="30"/>
-        </w:rPr>
-        <w:t xml:space="preserve"> -</w:t>
-      </w:r>
-      <w:proofErr w:type="spellStart"/>
-      <w:r>
-        <w:rPr>
-          <w:sz w:val="30"/>
-          <w:szCs w:val="30"/>
-        </w:rPr>
-        <w:t>Sy</w:t>
-      </w:r>
-      <w:proofErr w:type="spellEnd"/>
-      <w:r>
-        <w:rPr>
-          <w:sz w:val="30"/>
-          <w:szCs w:val="30"/>
-        </w:rPr>
-        <w:t xml:space="preserve"> </w:t>
-      </w:r>
-      <w:proofErr w:type="spellStart"/>
-      <w:r>
-        <w:rPr>
-          <w:sz w:val="30"/>
-          <w:szCs w:val="30"/>
-        </w:rPr>
-        <w:t>archlinux-keyring</w:t>
-      </w:r>
-      <w:proofErr w:type="spellEnd"/>
-      <w:r>
-        <w:rPr>
-          <w:sz w:val="30"/>
-          <w:szCs w:val="30"/>
-        </w:rPr>
-        <w:t xml:space="preserve"> </w:t>
-      </w:r>
-      <w:proofErr w:type="spellStart"/>
-      <w:r>
-        <w:rPr>
-          <w:sz w:val="30"/>
-          <w:szCs w:val="30"/>
-        </w:rPr>
-        <w:t>manjaro-keyring</w:t>
-      </w:r>
-      <w:proofErr w:type="spellEnd"/>
-    </w:p>
-    <w:p>
-      <w:pPr>
-        <w:spacing w:after="0"/>
-        <w:rPr>
-          <w:sz w:val="30"/>
-          <w:szCs w:val="30"/>
-        </w:rPr>
-      </w:pPr>
-      <w:r>
-        <w:rPr>
-          <w:sz w:val="30"/>
-          <w:szCs w:val="30"/>
-        </w:rPr>
-        <w:t xml:space="preserve">sudo </w:t>
-      </w:r>
-      <w:proofErr w:type="spellStart"/>
-      <w:r>
-        <w:rPr>
-          <w:sz w:val="30"/>
-          <w:szCs w:val="30"/>
-        </w:rPr>
-        <w:t>pacman</w:t>
-      </w:r>
-      <w:proofErr w:type="spellEnd"/>
-      <w:r>
-        <w:rPr>
-          <w:sz w:val="30"/>
-          <w:szCs w:val="30"/>
-        </w:rPr>
-        <w:t xml:space="preserve"> -</w:t>
-      </w:r>
-      <w:proofErr w:type="spellStart"/>
-      <w:r>
-        <w:rPr>
-          <w:sz w:val="30"/>
-          <w:szCs w:val="30"/>
-        </w:rPr>
-        <w:t>Syu</w:t>
-      </w:r>
-      <w:proofErr w:type="spellEnd"/>
-    </w:p>
-    <w:p>
-      <w:pPr>
-        <w:spacing w:after="0"/>
-        <w:rPr>
-          <w:sz w:val="30"/>
-          <w:szCs w:val="30"/>
-        </w:rPr>
-      </w:pPr>
-      <w:r>
-        <w:rPr>
-          <w:sz w:val="30"/>
-          <w:szCs w:val="30"/>
-        </w:rPr>
-        <w:t xml:space="preserve">Barra invertida: Alt GR </w:t>
-      </w:r>
-      <w:proofErr w:type="gramStart"/>
-      <w:r>
-        <w:rPr>
-          <w:sz w:val="30"/>
-          <w:szCs w:val="30"/>
-        </w:rPr>
-        <w:t>+ ?</w:t>
-      </w:r>
-      <w:proofErr w:type="gramEnd"/>
-      <w:r>
-        <w:rPr>
-          <w:sz w:val="30"/>
-          <w:szCs w:val="30"/>
-        </w:rPr>
-        <w:t xml:space="preserve"> (a la derecha del 0) </w:t>
-      </w:r>
-    </w:p>
-    <w:p>
-      <w:pPr>
-        <w:spacing w:after="0"/>
-        <w:rPr>
-          <w:sz w:val="30"/>
-          <w:szCs w:val="30"/>
-        </w:rPr>
-      </w:pPr>
-      <w:r>
-        <w:rPr>
-          <w:sz w:val="30"/>
-          <w:szCs w:val="30"/>
-        </w:rPr>
-        <w:t xml:space="preserve">sudo </w:t>
-      </w:r>
-      <w:proofErr w:type="spellStart"/>
-      <w:r>
-        <w:rPr>
-          <w:sz w:val="30"/>
-          <w:szCs w:val="30"/>
-        </w:rPr>
-        <w:t>pacman</w:t>
-      </w:r>
-      <w:proofErr w:type="spellEnd"/>
-      <w:r>
-        <w:rPr>
-          <w:sz w:val="30"/>
-          <w:szCs w:val="30"/>
-        </w:rPr>
-        <w:t xml:space="preserve"> -S --</w:t>
-      </w:r>
-      <w:proofErr w:type="spellStart"/>
-      <w:r>
-        <w:rPr>
-          <w:sz w:val="30"/>
-          <w:szCs w:val="30"/>
-        </w:rPr>
-        <w:t>noconfirm</w:t>
-      </w:r>
-      <w:proofErr w:type="spellEnd"/>
-      <w:r>
-        <w:rPr>
-          <w:sz w:val="30"/>
-          <w:szCs w:val="30"/>
-        </w:rPr>
-        <w:t xml:space="preserve"> </w:t>
-      </w:r>
-      <w:proofErr w:type="spellStart"/>
-      <w:r>
-        <w:rPr>
-          <w:sz w:val="30"/>
-          <w:szCs w:val="30"/>
-        </w:rPr>
-        <w:t>kdeconnect</w:t>
-      </w:r>
-      <w:proofErr w:type="spellEnd"/>
-      <w:r>
-        <w:rPr>
-          <w:sz w:val="30"/>
-          <w:szCs w:val="30"/>
-        </w:rPr>
-        <w:t xml:space="preserve"> &amp;&amp; </w:t>
-      </w:r>
-      <w:proofErr w:type="spellStart"/>
-      <w:r>
-        <w:rPr>
-          <w:sz w:val="30"/>
-          <w:szCs w:val="30"/>
-        </w:rPr>
-        <w:t>kdeconnect-indicator</w:t>
-      </w:r>
-      <w:proofErr w:type="spellEnd"/>
-      <w:r>
-        <w:rPr>
-          <w:sz w:val="30"/>
-          <w:szCs w:val="30"/>
-        </w:rPr>
-        <w:t xml:space="preserve"> &amp;</w:t>
-      </w:r>
-    </w:p>
-    <w:p>
-      <w:pPr>
-        <w:spacing w:after="0"/>
-        <w:rPr>
-          <w:sz w:val="30"/>
-          <w:szCs w:val="30"/>
-        </w:rPr>
-      </w:pPr>
-      <w:r>
-        <w:rPr>
-          <w:sz w:val="30"/>
-          <w:szCs w:val="30"/>
-        </w:rPr>
-        <w:t>cuando &amp;&amp; trae problemas de sudo con la contraseña presionar:</w:t>
-      </w:r>
-    </w:p>
-    <w:p>
-      <w:pPr>
-        <w:spacing w:after="0"/>
-        <w:rPr>
-          <w:sz w:val="30"/>
-          <w:szCs w:val="30"/>
-        </w:rPr>
-      </w:pPr>
-      <w:r>
-        <w:rPr>
-          <w:sz w:val="30"/>
-          <w:szCs w:val="30"/>
-        </w:rPr>
-        <w:t>sudo -v</w:t>
-      </w:r>
-    </w:p>
-    <w:p>
-      <w:pPr>
-        <w:spacing w:after="0"/>
-        <w:rPr>
-          <w:sz w:val="30"/>
-          <w:szCs w:val="30"/>
-        </w:rPr>
-      </w:pPr>
-      <w:r>
-        <w:rPr>
-          <w:sz w:val="30"/>
-          <w:szCs w:val="30"/>
-        </w:rPr>
-        <w:t xml:space="preserve">Autorizado y ejecución funcionan igual en cualquier distro Linux: </w:t>
-      </w:r>
-    </w:p>
-    <w:p>
-      <w:pPr>
-        <w:rPr>
-          <w:sz w:val="28"/>
-          <w:szCs w:val="28"/>
-        </w:rPr>
-      </w:pPr>
-      <w:proofErr w:type="spellStart"/>
-      <w:r>
-        <w:rPr>
-          <w:sz w:val="28"/>
-          <w:szCs w:val="28"/>
-        </w:rPr>
-        <w:t>chmod</w:t>
-      </w:r>
-      <w:proofErr w:type="spellEnd"/>
-      <w:r>
-        <w:rPr>
-          <w:sz w:val="28"/>
-          <w:szCs w:val="28"/>
-        </w:rPr>
-        <w:t xml:space="preserve"> +x ~/Documentos/Automatico/InstallAppsAutomatico-</w:t>
-      </w:r>
-      <w:r>
-        <w:rPr>
-          <w:sz w:val="28"/>
-          <w:szCs w:val="28"/>
-        </w:rPr>
-        <w:t>Mabo</w:t>
-      </w:r>
-      <w:r>
-        <w:rPr>
-          <w:sz w:val="28"/>
-          <w:szCs w:val="28"/>
-        </w:rPr>
-        <w:t>x.sh</w:t>
-      </w:r>
-    </w:p>
-    <w:p>
-      <w:pPr>
-        <w:spacing w:after="0"/>
-        <w:rPr>
-          <w:sz w:val="36"/>
-          <w:szCs w:val="36"/>
-        </w:rPr>
-      </w:pPr>
-      <w:r>
-        <w:rPr>
-          <w:b/>
-          <w:bCs/>
-          <w:i/>
-          <w:iCs/>
           <w:sz w:val="28"/>
           <w:szCs w:val="28"/>
           <w:u w:val="single"/>
@@ -18078,27 +17181,7 @@
           <w:sz w:val="24"/>
           <w:szCs w:val="24"/>
         </w:rPr>
-        <w:t>/tint2/tint2</w:t>
-      </w:r>
-      <w:proofErr w:type="gramStart"/>
-      <w:r>
-        <w:rPr>
-          <w:rStyle w:val="undefined"/>
-          <w:rFonts w:ascii="Courier New" w:hAnsi="Courier New" w:cs="Courier New"/>
-          <w:sz w:val="24"/>
-          <w:szCs w:val="24"/>
-        </w:rPr>
-        <w:t>rc ]</w:t>
-      </w:r>
-      <w:proofErr w:type="gramEnd"/>
-      <w:r>
-        <w:rPr>
-          <w:rStyle w:val="undefined"/>
-          <w:rFonts w:ascii="Courier New" w:hAnsi="Courier New" w:cs="Courier New"/>
-          <w:sz w:val="24"/>
-          <w:szCs w:val="24"/>
-        </w:rPr>
-        <w:t xml:space="preserve">; </w:t>
+        <w:t xml:space="preserve">/tint2/tint2rc ]; </w:t>
       </w:r>
       <w:proofErr w:type="spellStart"/>
       <w:r>
@@ -18749,7 +17832,6 @@
         <w:t xml:space="preserve"> </w:t>
       </w:r>
       <w:proofErr w:type="spellStart"/>
-      <w:proofErr w:type="gramStart"/>
       <w:r>
         <w:rPr>
           <w:rFonts w:ascii="Bahnschrift SemiLight SemiConde" w:hAnsi="Bahnschrift SemiLight SemiConde"/>
@@ -18757,31 +17839,31 @@
           <w:szCs w:val="28"/>
           <w:lang w:val="en-US"/>
         </w:rPr>
-        <w:t>io.github</w:t>
-      </w:r>
-      <w:proofErr w:type="gramEnd"/>
-      <w:r>
+        <w:t>io.github.mimbrero.WhatsAppDesktop</w:t>
+      </w:r>
+      <w:proofErr w:type="spellEnd"/>
+    </w:p>
+    <w:p>
+      <w:pPr>
+        <w:spacing w:after="0"/>
         <w:rPr>
           <w:rFonts w:ascii="Bahnschrift SemiLight SemiConde" w:hAnsi="Bahnschrift SemiLight SemiConde"/>
           <w:sz w:val="28"/>
           <w:szCs w:val="28"/>
           <w:lang w:val="en-US"/>
         </w:rPr>
-        <w:t>.mimbrero.WhatsAppDesktop</w:t>
-      </w:r>
-      <w:proofErr w:type="spellEnd"/>
-    </w:p>
-    <w:p>
-      <w:pPr>
-        <w:spacing w:after="0"/>
+      </w:pPr>
+      <w:proofErr w:type="spellStart"/>
+      <w:r>
         <w:rPr>
           <w:rFonts w:ascii="Bahnschrift SemiLight SemiConde" w:hAnsi="Bahnschrift SemiLight SemiConde"/>
           <w:sz w:val="28"/>
           <w:szCs w:val="28"/>
           <w:lang w:val="en-US"/>
         </w:rPr>
-      </w:pPr>
-      <w:proofErr w:type="spellStart"/>
+        <w:t>flatpak</w:t>
+      </w:r>
+      <w:proofErr w:type="spellEnd"/>
       <w:r>
         <w:rPr>
           <w:rFonts w:ascii="Bahnschrift SemiLight SemiConde" w:hAnsi="Bahnschrift SemiLight SemiConde"/>
@@ -18789,9 +17871,9 @@
           <w:szCs w:val="28"/>
           <w:lang w:val="en-US"/>
         </w:rPr>
-        <w:t>flatpak</w:t>
-      </w:r>
-      <w:proofErr w:type="spellEnd"/>
+        <w:t xml:space="preserve"> install </w:t>
+      </w:r>
+      <w:proofErr w:type="spellStart"/>
       <w:r>
         <w:rPr>
           <w:rFonts w:ascii="Bahnschrift SemiLight SemiConde" w:hAnsi="Bahnschrift SemiLight SemiConde"/>
@@ -18799,9 +17881,9 @@
           <w:szCs w:val="28"/>
           <w:lang w:val="en-US"/>
         </w:rPr>
-        <w:t xml:space="preserve"> install </w:t>
-      </w:r>
-      <w:proofErr w:type="spellStart"/>
+        <w:t>flathub</w:t>
+      </w:r>
+      <w:proofErr w:type="spellEnd"/>
       <w:r>
         <w:rPr>
           <w:rFonts w:ascii="Bahnschrift SemiLight SemiConde" w:hAnsi="Bahnschrift SemiLight SemiConde"/>
@@ -18809,9 +17891,9 @@
           <w:szCs w:val="28"/>
           <w:lang w:val="en-US"/>
         </w:rPr>
-        <w:t>flathub</w:t>
-      </w:r>
-      <w:proofErr w:type="spellEnd"/>
+        <w:t xml:space="preserve"> </w:t>
+      </w:r>
+      <w:proofErr w:type="spellStart"/>
       <w:r>
         <w:rPr>
           <w:rFonts w:ascii="Bahnschrift SemiLight SemiConde" w:hAnsi="Bahnschrift SemiLight SemiConde"/>
@@ -18819,28 +17901,7 @@
           <w:szCs w:val="28"/>
           <w:lang w:val="en-US"/>
         </w:rPr>
-        <w:t xml:space="preserve"> </w:t>
-      </w:r>
-      <w:proofErr w:type="spellStart"/>
-      <w:proofErr w:type="gramStart"/>
-      <w:r>
-        <w:rPr>
-          <w:rFonts w:ascii="Bahnschrift SemiLight SemiConde" w:hAnsi="Bahnschrift SemiLight SemiConde"/>
-          <w:sz w:val="28"/>
-          <w:szCs w:val="28"/>
-          <w:lang w:val="en-US"/>
-        </w:rPr>
-        <w:t>us.zoom</w:t>
-      </w:r>
-      <w:proofErr w:type="gramEnd"/>
-      <w:r>
-        <w:rPr>
-          <w:rFonts w:ascii="Bahnschrift SemiLight SemiConde" w:hAnsi="Bahnschrift SemiLight SemiConde"/>
-          <w:sz w:val="28"/>
-          <w:szCs w:val="28"/>
-          <w:lang w:val="en-US"/>
-        </w:rPr>
-        <w:t>.Zoom</w:t>
+        <w:t>us.zoom.Zoom</w:t>
       </w:r>
       <w:proofErr w:type="spellEnd"/>
     </w:p>
@@ -18952,90 +18013,70 @@
         <w:t xml:space="preserve"> </w:t>
       </w:r>
       <w:proofErr w:type="spellStart"/>
-      <w:proofErr w:type="gramStart"/>
       <w:r>
         <w:rPr>
           <w:sz w:val="32"/>
           <w:szCs w:val="32"/>
           <w:lang w:val="en-US"/>
         </w:rPr>
-        <w:t>com.anydesk</w:t>
-      </w:r>
-      <w:proofErr w:type="gramEnd"/>
+        <w:t>com.anydesk.Anydesk</w:t>
+      </w:r>
+      <w:proofErr w:type="spellEnd"/>
+    </w:p>
+    <w:p>
+      <w:pPr>
+        <w:spacing w:after="0"/>
+        <w:rPr>
+          <w:rFonts w:ascii="Bahnschrift SemiLight SemiConde" w:hAnsi="Bahnschrift SemiLight SemiConde"/>
+          <w:sz w:val="28"/>
+          <w:szCs w:val="28"/>
+          <w:lang w:val="en-US"/>
+        </w:rPr>
+      </w:pPr>
+      <w:proofErr w:type="spellStart"/>
       <w:r>
         <w:rPr>
           <w:sz w:val="32"/>
           <w:szCs w:val="32"/>
           <w:lang w:val="en-US"/>
         </w:rPr>
-        <w:t>.Anydesk</w:t>
-      </w:r>
-      <w:proofErr w:type="spellEnd"/>
-    </w:p>
-    <w:p>
-      <w:pPr>
-        <w:spacing w:after="0"/>
-        <w:rPr>
-          <w:rFonts w:ascii="Bahnschrift SemiLight SemiConde" w:hAnsi="Bahnschrift SemiLight SemiConde"/>
-          <w:sz w:val="28"/>
-          <w:szCs w:val="28"/>
-          <w:lang w:val="en-US"/>
-        </w:rPr>
-      </w:pPr>
-      <w:proofErr w:type="spellStart"/>
+        <w:t>flatpak</w:t>
+      </w:r>
+      <w:proofErr w:type="spellEnd"/>
       <w:r>
         <w:rPr>
           <w:sz w:val="32"/>
           <w:szCs w:val="32"/>
           <w:lang w:val="en-US"/>
         </w:rPr>
-        <w:t>flatpak</w:t>
-      </w:r>
-      <w:proofErr w:type="spellEnd"/>
+        <w:t xml:space="preserve"> install </w:t>
+      </w:r>
+      <w:proofErr w:type="spellStart"/>
       <w:r>
         <w:rPr>
           <w:sz w:val="32"/>
           <w:szCs w:val="32"/>
           <w:lang w:val="en-US"/>
         </w:rPr>
-        <w:t xml:space="preserve"> install </w:t>
-      </w:r>
-      <w:proofErr w:type="spellStart"/>
+        <w:t>flathub</w:t>
+      </w:r>
+      <w:proofErr w:type="spellEnd"/>
       <w:r>
         <w:rPr>
           <w:sz w:val="32"/>
           <w:szCs w:val="32"/>
           <w:lang w:val="en-US"/>
         </w:rPr>
-        <w:t>flathub</w:t>
-      </w:r>
-      <w:proofErr w:type="spellEnd"/>
+        <w:t xml:space="preserve"> </w:t>
+      </w:r>
+      <w:proofErr w:type="spellStart"/>
       <w:r>
         <w:rPr>
           <w:sz w:val="32"/>
           <w:szCs w:val="32"/>
           <w:lang w:val="en-US"/>
         </w:rPr>
-        <w:t xml:space="preserve"> </w:t>
-      </w:r>
-      <w:proofErr w:type="spellStart"/>
-      <w:proofErr w:type="gramStart"/>
-      <w:r>
-        <w:rPr>
-          <w:sz w:val="32"/>
-          <w:szCs w:val="32"/>
-          <w:lang w:val="en-US"/>
-        </w:rPr>
-        <w:t>org.speed</w:t>
-      </w:r>
-      <w:proofErr w:type="gramEnd"/>
-      <w:r>
-        <w:rPr>
-          <w:sz w:val="32"/>
-          <w:szCs w:val="32"/>
-          <w:lang w:val="en-US"/>
-        </w:rPr>
-        <w:t>_dreams.SpeedDreams</w:t>
+        <w:t>org.speed_dreams.SpeedDreams</w:t>
       </w:r>
       <w:proofErr w:type="spellEnd"/>
     </w:p>
@@ -19328,31 +18369,7 @@
           <w:szCs w:val="28"/>
           <w:lang w:val="en-US"/>
         </w:rPr>
-        <w:t xml:space="preserve">     </w:t>
-      </w:r>
-      <w:proofErr w:type="gramStart"/>
-      <w:r>
-        <w:rPr>
-          <w:rFonts w:ascii="Bahnschrift SemiLight SemiConde" w:hAnsi="Bahnschrift SemiLight SemiConde"/>
-          <w:i/>
-          <w:iCs/>
-          <w:sz w:val="28"/>
-          <w:szCs w:val="28"/>
-          <w:lang w:val="en-US"/>
-        </w:rPr>
-        <w:t xml:space="preserve">   (</w:t>
-      </w:r>
-      <w:proofErr w:type="gramEnd"/>
-      <w:r>
-        <w:rPr>
-          <w:rFonts w:ascii="Bahnschrift SemiLight SemiConde" w:hAnsi="Bahnschrift SemiLight SemiConde"/>
-          <w:i/>
-          <w:iCs/>
-          <w:sz w:val="28"/>
-          <w:szCs w:val="28"/>
-          <w:lang w:val="en-US"/>
-        </w:rPr>
-        <w:t>o libappindicator1 ?)</w:t>
+        <w:t xml:space="preserve">        (o libappindicator1 ?)</w:t>
       </w:r>
     </w:p>
     <w:p>
